--- a/ReportTemplate/AgreementTemplate.docx
+++ b/ReportTemplate/AgreementTemplate.docx
@@ -250,13 +250,6 @@
           </mc:Fallback>
         </mc:AlternateContent>
       </w:r>
-      <w:r>
-        <w:rPr>
-          <w:rFonts w:hint="default"/>
-          <w:lang w:val="en-US"/>
-        </w:rPr>
-        <w:t>{{CompanyLogo}}</w:t>
-      </w:r>
     </w:p>
     <w:p>
       <w:pPr>
@@ -275,18 +268,7 @@
           <w:bCs/>
           <w:lang w:val="en-US"/>
         </w:rPr>
-        <w:t>{{CompanyName</w:t>
-      </w:r>
-      <w:bookmarkStart w:id="0" w:name="_GoBack"/>
-      <w:bookmarkEnd w:id="0"/>
-      <w:r>
-        <w:rPr>
-          <w:rFonts w:hint="default"/>
-          <w:b/>
-          <w:bCs/>
-          <w:lang w:val="en-US"/>
-        </w:rPr>
-        <w:t>}}</w:t>
+        <w:t>{{CompanyName}}</w:t>
       </w:r>
     </w:p>
     <w:p>
@@ -5207,7 +5189,7 @@
                 <w:sz w:val="22"/>
                 <w:lang w:val="en-US"/>
               </w:rPr>
-              <w:t>{{Fiduciar}}</w:t>
+              <w:t>{{NonIntName}}</w:t>
             </w:r>
           </w:p>
         </w:tc>
@@ -5615,7 +5597,7 @@
       <w:tblGrid>
         <w:gridCol w:w="4760"/>
         <w:gridCol w:w="300"/>
-        <w:gridCol w:w="3043"/>
+        <w:gridCol w:w="2318"/>
         <w:gridCol w:w="3210"/>
       </w:tblGrid>
       <w:tr>
@@ -5814,7 +5796,25 @@
                 <w:sz w:val="22"/>
                 <w:lang w:val="en-US"/>
               </w:rPr>
-              <w:t>Marketing Incentive Ratio 3.84%/ amount</w:t>
+              <w:t>Marketing Incentive Ratio</w:t>
+            </w:r>
+            <w:r>
+              <w:rPr>
+                <w:rFonts w:hint="default" w:ascii="Calibri" w:hAnsi="Calibri" w:eastAsia="Times New Roman" w:cs="Calibri"/>
+                <w:color w:val="000000"/>
+                <w:sz w:val="22"/>
+                <w:lang w:val="en-US"/>
+              </w:rPr>
+              <w:t xml:space="preserve"> </w:t>
+            </w:r>
+            <w:r>
+              <w:rPr>
+                <w:rFonts w:ascii="Calibri" w:hAnsi="Calibri" w:eastAsia="Times New Roman" w:cs="Calibri"/>
+                <w:color w:val="000000"/>
+                <w:sz w:val="22"/>
+                <w:lang w:val="en-US"/>
+              </w:rPr>
+              <w:t>/ amount</w:t>
             </w:r>
           </w:p>
         </w:tc>
@@ -6035,7 +6035,7 @@
                 <w:sz w:val="22"/>
                 <w:lang w:val="en-US"/>
               </w:rPr>
-              <w:t>{{MarketingIncRatioFinance}}</w:t>
+              <w:t>{{MarIncRatio}}</w:t>
             </w:r>
             <w:r>
               <w:rPr>
@@ -6063,6 +6063,7 @@
           <w:p>
             <w:pPr>
               <w:spacing w:after="0" w:line="240" w:lineRule="auto"/>
+              <w:jc w:val="right"/>
               <w:rPr>
                 <w:rFonts w:ascii="Calibri" w:hAnsi="Calibri" w:eastAsia="Times New Roman" w:cs="Calibri"/>
                 <w:color w:val="000000"/>
@@ -6070,6 +6071,26 @@
                 <w:lang w:val="en-US"/>
               </w:rPr>
             </w:pPr>
+            <w:r>
+              <w:rPr>
+                <w:rFonts w:hint="default" w:ascii="Calibri" w:hAnsi="Calibri" w:eastAsia="Times New Roman" w:cs="Calibri"/>
+                <w:color w:val="000000"/>
+                <w:sz w:val="22"/>
+                <w:lang w:val="en-US"/>
+              </w:rPr>
+              <w:t>{{FinanceAmount</w:t>
+            </w:r>
+            <w:bookmarkStart w:id="0" w:name="_GoBack"/>
+            <w:bookmarkEnd w:id="0"/>
+            <w:r>
+              <w:rPr>
+                <w:rFonts w:hint="default" w:ascii="Calibri" w:hAnsi="Calibri" w:eastAsia="Times New Roman" w:cs="Calibri"/>
+                <w:color w:val="000000"/>
+                <w:sz w:val="22"/>
+                <w:lang w:val="en-US"/>
+              </w:rPr>
+              <w:t>}}</w:t>
+            </w:r>
           </w:p>
         </w:tc>
       </w:tr>
@@ -7488,7 +7509,7 @@
     <w:lsdException w:uiPriority="99" w:name="endnote reference"/>
     <w:lsdException w:uiPriority="99" w:name="endnote text"/>
     <w:lsdException w:uiPriority="99" w:name="table of authorities"/>
-    <w:lsdException w:uiPriority="99" w:semiHidden="0" w:name="macro"/>
+    <w:lsdException w:qFormat="1" w:uiPriority="99" w:semiHidden="0" w:name="macro"/>
     <w:lsdException w:uiPriority="99" w:name="toa heading"/>
     <w:lsdException w:qFormat="1" w:uiPriority="99" w:semiHidden="0" w:name="List"/>
     <w:lsdException w:qFormat="1" w:uiPriority="99" w:semiHidden="0" w:name="List Bullet"/>
@@ -7501,8 +7522,8 @@
     <w:lsdException w:qFormat="1" w:uiPriority="99" w:semiHidden="0" w:name="List Bullet 3"/>
     <w:lsdException w:uiPriority="99" w:name="List Bullet 4"/>
     <w:lsdException w:uiPriority="99" w:name="List Bullet 5"/>
-    <w:lsdException w:uiPriority="99" w:semiHidden="0" w:name="List Number 2"/>
-    <w:lsdException w:uiPriority="99" w:semiHidden="0" w:name="List Number 3"/>
+    <w:lsdException w:qFormat="1" w:uiPriority="99" w:semiHidden="0" w:name="List Number 2"/>
+    <w:lsdException w:qFormat="1" w:uiPriority="99" w:semiHidden="0" w:name="List Number 3"/>
     <w:lsdException w:uiPriority="99" w:name="List Number 4"/>
     <w:lsdException w:uiPriority="99" w:name="List Number 5"/>
     <w:lsdException w:qFormat="1" w:unhideWhenUsed="0" w:uiPriority="10" w:semiHidden="0" w:name="Title"/>
@@ -7512,7 +7533,7 @@
     <w:lsdException w:qFormat="1" w:uiPriority="99" w:semiHidden="0" w:name="Body Text"/>
     <w:lsdException w:uiPriority="99" w:name="Body Text Indent"/>
     <w:lsdException w:qFormat="1" w:uiPriority="99" w:semiHidden="0" w:name="List Continue"/>
-    <w:lsdException w:uiPriority="99" w:semiHidden="0" w:name="List Continue 2"/>
+    <w:lsdException w:qFormat="1" w:uiPriority="99" w:semiHidden="0" w:name="List Continue 2"/>
     <w:lsdException w:uiPriority="99" w:semiHidden="0" w:name="List Continue 3"/>
     <w:lsdException w:uiPriority="99" w:name="List Continue 4"/>
     <w:lsdException w:uiPriority="99" w:name="List Continue 5"/>
@@ -7524,7 +7545,7 @@
     <w:lsdException w:uiPriority="99" w:name="Body Text First Indent 2"/>
     <w:lsdException w:uiPriority="99" w:name="Note Heading"/>
     <w:lsdException w:qFormat="1" w:uiPriority="99" w:semiHidden="0" w:name="Body Text 2"/>
-    <w:lsdException w:uiPriority="99" w:semiHidden="0" w:name="Body Text 3"/>
+    <w:lsdException w:qFormat="1" w:uiPriority="99" w:semiHidden="0" w:name="Body Text 3"/>
     <w:lsdException w:uiPriority="99" w:name="Body Text Indent 2"/>
     <w:lsdException w:uiPriority="99" w:name="Body Text Indent 3"/>
     <w:lsdException w:uiPriority="99" w:name="Block Text"/>
@@ -7594,12 +7615,12 @@
     <w:lsdException w:qFormat="1" w:unhideWhenUsed="0" w:uiPriority="59" w:semiHidden="0" w:name="Table Grid"/>
     <w:lsdException w:uiPriority="99" w:name="Table Theme"/>
     <w:lsdException w:qFormat="1" w:unhideWhenUsed="0" w:uiPriority="1" w:semiHidden="0" w:name="No Spacing"/>
-    <w:lsdException w:unhideWhenUsed="0" w:uiPriority="60" w:semiHidden="0" w:name="Light Shading"/>
+    <w:lsdException w:qFormat="1" w:unhideWhenUsed="0" w:uiPriority="60" w:semiHidden="0" w:name="Light Shading"/>
     <w:lsdException w:qFormat="1" w:unhideWhenUsed="0" w:uiPriority="61" w:semiHidden="0" w:name="Light List"/>
     <w:lsdException w:qFormat="1" w:unhideWhenUsed="0" w:uiPriority="62" w:semiHidden="0" w:name="Light Grid"/>
     <w:lsdException w:qFormat="1" w:unhideWhenUsed="0" w:uiPriority="63" w:semiHidden="0" w:name="Medium Shading 1"/>
     <w:lsdException w:qFormat="1" w:unhideWhenUsed="0" w:uiPriority="64" w:semiHidden="0" w:name="Medium Shading 2"/>
-    <w:lsdException w:unhideWhenUsed="0" w:uiPriority="65" w:semiHidden="0" w:name="Medium List 1"/>
+    <w:lsdException w:qFormat="1" w:unhideWhenUsed="0" w:uiPriority="65" w:semiHidden="0" w:name="Medium List 1"/>
     <w:lsdException w:qFormat="1" w:unhideWhenUsed="0" w:uiPriority="66" w:semiHidden="0" w:name="Medium List 2"/>
     <w:lsdException w:qFormat="1" w:unhideWhenUsed="0" w:uiPriority="67" w:semiHidden="0" w:name="Medium Grid 1"/>
     <w:lsdException w:qFormat="1" w:unhideWhenUsed="0" w:uiPriority="68" w:semiHidden="0" w:name="Medium Grid 2"/>
@@ -7607,46 +7628,46 @@
     <w:lsdException w:qFormat="1" w:unhideWhenUsed="0" w:uiPriority="70" w:semiHidden="0" w:name="Dark List"/>
     <w:lsdException w:qFormat="1" w:unhideWhenUsed="0" w:uiPriority="71" w:semiHidden="0" w:name="Colorful Shading"/>
     <w:lsdException w:qFormat="1" w:unhideWhenUsed="0" w:uiPriority="72" w:semiHidden="0" w:name="Colorful List"/>
-    <w:lsdException w:unhideWhenUsed="0" w:uiPriority="73" w:semiHidden="0" w:name="Colorful Grid"/>
+    <w:lsdException w:qFormat="1" w:unhideWhenUsed="0" w:uiPriority="73" w:semiHidden="0" w:name="Colorful Grid"/>
     <w:lsdException w:qFormat="1" w:unhideWhenUsed="0" w:uiPriority="60" w:semiHidden="0" w:name="Light Shading Accent 1"/>
     <w:lsdException w:qFormat="1" w:unhideWhenUsed="0" w:uiPriority="61" w:semiHidden="0" w:name="Light List Accent 1"/>
     <w:lsdException w:qFormat="1" w:unhideWhenUsed="0" w:uiPriority="62" w:semiHidden="0" w:name="Light Grid Accent 1"/>
     <w:lsdException w:qFormat="1" w:unhideWhenUsed="0" w:uiPriority="63" w:semiHidden="0" w:name="Medium Shading 1 Accent 1"/>
     <w:lsdException w:qFormat="1" w:unhideWhenUsed="0" w:uiPriority="64" w:semiHidden="0" w:name="Medium Shading 2 Accent 1"/>
-    <w:lsdException w:unhideWhenUsed="0" w:uiPriority="65" w:semiHidden="0" w:name="Medium List 1 Accent 1"/>
+    <w:lsdException w:qFormat="1" w:unhideWhenUsed="0" w:uiPriority="65" w:semiHidden="0" w:name="Medium List 1 Accent 1"/>
     <w:lsdException w:qFormat="1" w:unhideWhenUsed="0" w:uiPriority="34" w:semiHidden="0" w:name="List Paragraph"/>
     <w:lsdException w:qFormat="1" w:unhideWhenUsed="0" w:uiPriority="29" w:semiHidden="0" w:name="Quote"/>
     <w:lsdException w:qFormat="1" w:unhideWhenUsed="0" w:uiPriority="30" w:semiHidden="0" w:name="Intense Quote"/>
-    <w:lsdException w:unhideWhenUsed="0" w:uiPriority="66" w:semiHidden="0" w:name="Medium List 2 Accent 1"/>
+    <w:lsdException w:qFormat="1" w:unhideWhenUsed="0" w:uiPriority="66" w:semiHidden="0" w:name="Medium List 2 Accent 1"/>
     <w:lsdException w:qFormat="1" w:unhideWhenUsed="0" w:uiPriority="67" w:semiHidden="0" w:name="Medium Grid 1 Accent 1"/>
     <w:lsdException w:qFormat="1" w:unhideWhenUsed="0" w:uiPriority="68" w:semiHidden="0" w:name="Medium Grid 2 Accent 1"/>
     <w:lsdException w:qFormat="1" w:unhideWhenUsed="0" w:uiPriority="69" w:semiHidden="0" w:name="Medium Grid 3 Accent 1"/>
     <w:lsdException w:qFormat="1" w:unhideWhenUsed="0" w:uiPriority="70" w:semiHidden="0" w:name="Dark List Accent 1"/>
     <w:lsdException w:qFormat="1" w:unhideWhenUsed="0" w:uiPriority="71" w:semiHidden="0" w:name="Colorful Shading Accent 1"/>
-    <w:lsdException w:unhideWhenUsed="0" w:uiPriority="72" w:semiHidden="0" w:name="Colorful List Accent 1"/>
+    <w:lsdException w:qFormat="1" w:unhideWhenUsed="0" w:uiPriority="72" w:semiHidden="0" w:name="Colorful List Accent 1"/>
     <w:lsdException w:qFormat="1" w:unhideWhenUsed="0" w:uiPriority="73" w:semiHidden="0" w:name="Colorful Grid Accent 1"/>
     <w:lsdException w:qFormat="1" w:unhideWhenUsed="0" w:uiPriority="60" w:semiHidden="0" w:name="Light Shading Accent 2"/>
     <w:lsdException w:qFormat="1" w:unhideWhenUsed="0" w:uiPriority="61" w:semiHidden="0" w:name="Light List Accent 2"/>
     <w:lsdException w:qFormat="1" w:unhideWhenUsed="0" w:uiPriority="62" w:semiHidden="0" w:name="Light Grid Accent 2"/>
     <w:lsdException w:qFormat="1" w:unhideWhenUsed="0" w:uiPriority="63" w:semiHidden="0" w:name="Medium Shading 1 Accent 2"/>
     <w:lsdException w:qFormat="1" w:unhideWhenUsed="0" w:uiPriority="64" w:semiHidden="0" w:name="Medium Shading 2 Accent 2"/>
-    <w:lsdException w:unhideWhenUsed="0" w:uiPriority="65" w:semiHidden="0" w:name="Medium List 1 Accent 2"/>
-    <w:lsdException w:unhideWhenUsed="0" w:uiPriority="66" w:semiHidden="0" w:name="Medium List 2 Accent 2"/>
-    <w:lsdException w:unhideWhenUsed="0" w:uiPriority="67" w:semiHidden="0" w:name="Medium Grid 1 Accent 2"/>
+    <w:lsdException w:qFormat="1" w:unhideWhenUsed="0" w:uiPriority="65" w:semiHidden="0" w:name="Medium List 1 Accent 2"/>
+    <w:lsdException w:qFormat="1" w:unhideWhenUsed="0" w:uiPriority="66" w:semiHidden="0" w:name="Medium List 2 Accent 2"/>
+    <w:lsdException w:qFormat="1" w:unhideWhenUsed="0" w:uiPriority="67" w:semiHidden="0" w:name="Medium Grid 1 Accent 2"/>
     <w:lsdException w:qFormat="1" w:unhideWhenUsed="0" w:uiPriority="68" w:semiHidden="0" w:name="Medium Grid 2 Accent 2"/>
     <w:lsdException w:qFormat="1" w:unhideWhenUsed="0" w:uiPriority="69" w:semiHidden="0" w:name="Medium Grid 3 Accent 2"/>
     <w:lsdException w:qFormat="1" w:unhideWhenUsed="0" w:uiPriority="70" w:semiHidden="0" w:name="Dark List Accent 2"/>
     <w:lsdException w:qFormat="1" w:unhideWhenUsed="0" w:uiPriority="71" w:semiHidden="0" w:name="Colorful Shading Accent 2"/>
     <w:lsdException w:qFormat="1" w:unhideWhenUsed="0" w:uiPriority="72" w:semiHidden="0" w:name="Colorful List Accent 2"/>
     <w:lsdException w:qFormat="1" w:unhideWhenUsed="0" w:uiPriority="73" w:semiHidden="0" w:name="Colorful Grid Accent 2"/>
-    <w:lsdException w:unhideWhenUsed="0" w:uiPriority="60" w:semiHidden="0" w:name="Light Shading Accent 3"/>
+    <w:lsdException w:qFormat="1" w:unhideWhenUsed="0" w:uiPriority="60" w:semiHidden="0" w:name="Light Shading Accent 3"/>
     <w:lsdException w:qFormat="1" w:unhideWhenUsed="0" w:uiPriority="61" w:semiHidden="0" w:name="Light List Accent 3"/>
     <w:lsdException w:qFormat="1" w:unhideWhenUsed="0" w:uiPriority="62" w:semiHidden="0" w:name="Light Grid Accent 3"/>
     <w:lsdException w:qFormat="1" w:unhideWhenUsed="0" w:uiPriority="63" w:semiHidden="0" w:name="Medium Shading 1 Accent 3"/>
     <w:lsdException w:qFormat="1" w:unhideWhenUsed="0" w:uiPriority="64" w:semiHidden="0" w:name="Medium Shading 2 Accent 3"/>
     <w:lsdException w:qFormat="1" w:unhideWhenUsed="0" w:uiPriority="65" w:semiHidden="0" w:name="Medium List 1 Accent 3"/>
-    <w:lsdException w:unhideWhenUsed="0" w:uiPriority="66" w:semiHidden="0" w:name="Medium List 2 Accent 3"/>
-    <w:lsdException w:unhideWhenUsed="0" w:uiPriority="67" w:semiHidden="0" w:name="Medium Grid 1 Accent 3"/>
+    <w:lsdException w:qFormat="1" w:unhideWhenUsed="0" w:uiPriority="66" w:semiHidden="0" w:name="Medium List 2 Accent 3"/>
+    <w:lsdException w:qFormat="1" w:unhideWhenUsed="0" w:uiPriority="67" w:semiHidden="0" w:name="Medium Grid 1 Accent 3"/>
     <w:lsdException w:qFormat="1" w:unhideWhenUsed="0" w:uiPriority="68" w:semiHidden="0" w:name="Medium Grid 2 Accent 3"/>
     <w:lsdException w:qFormat="1" w:unhideWhenUsed="0" w:uiPriority="69" w:semiHidden="0" w:name="Medium Grid 3 Accent 3"/>
     <w:lsdException w:qFormat="1" w:unhideWhenUsed="0" w:uiPriority="70" w:semiHidden="0" w:name="Dark List Accent 3"/>
@@ -7658,7 +7679,7 @@
     <w:lsdException w:qFormat="1" w:unhideWhenUsed="0" w:uiPriority="62" w:semiHidden="0" w:name="Light Grid Accent 4"/>
     <w:lsdException w:qFormat="1" w:unhideWhenUsed="0" w:uiPriority="63" w:semiHidden="0" w:name="Medium Shading 1 Accent 4"/>
     <w:lsdException w:qFormat="1" w:unhideWhenUsed="0" w:uiPriority="64" w:semiHidden="0" w:name="Medium Shading 2 Accent 4"/>
-    <w:lsdException w:unhideWhenUsed="0" w:uiPriority="65" w:semiHidden="0" w:name="Medium List 1 Accent 4"/>
+    <w:lsdException w:qFormat="1" w:unhideWhenUsed="0" w:uiPriority="65" w:semiHidden="0" w:name="Medium List 1 Accent 4"/>
     <w:lsdException w:qFormat="1" w:unhideWhenUsed="0" w:uiPriority="66" w:semiHidden="0" w:name="Medium List 2 Accent 4"/>
     <w:lsdException w:qFormat="1" w:unhideWhenUsed="0" w:uiPriority="67" w:semiHidden="0" w:name="Medium Grid 1 Accent 4"/>
     <w:lsdException w:qFormat="1" w:unhideWhenUsed="0" w:uiPriority="68" w:semiHidden="0" w:name="Medium Grid 2 Accent 4"/>
@@ -7671,8 +7692,8 @@
     <w:lsdException w:qFormat="1" w:unhideWhenUsed="0" w:uiPriority="61" w:semiHidden="0" w:name="Light List Accent 5"/>
     <w:lsdException w:qFormat="1" w:unhideWhenUsed="0" w:uiPriority="62" w:semiHidden="0" w:name="Light Grid Accent 5"/>
     <w:lsdException w:qFormat="1" w:unhideWhenUsed="0" w:uiPriority="63" w:semiHidden="0" w:name="Medium Shading 1 Accent 5"/>
-    <w:lsdException w:unhideWhenUsed="0" w:uiPriority="64" w:semiHidden="0" w:name="Medium Shading 2 Accent 5"/>
-    <w:lsdException w:unhideWhenUsed="0" w:uiPriority="65" w:semiHidden="0" w:name="Medium List 1 Accent 5"/>
+    <w:lsdException w:qFormat="1" w:unhideWhenUsed="0" w:uiPriority="64" w:semiHidden="0" w:name="Medium Shading 2 Accent 5"/>
+    <w:lsdException w:qFormat="1" w:unhideWhenUsed="0" w:uiPriority="65" w:semiHidden="0" w:name="Medium List 1 Accent 5"/>
     <w:lsdException w:qFormat="1" w:unhideWhenUsed="0" w:uiPriority="66" w:semiHidden="0" w:name="Medium List 2 Accent 5"/>
     <w:lsdException w:qFormat="1" w:unhideWhenUsed="0" w:uiPriority="67" w:semiHidden="0" w:name="Medium Grid 1 Accent 5"/>
     <w:lsdException w:qFormat="1" w:unhideWhenUsed="0" w:uiPriority="68" w:semiHidden="0" w:name="Medium Grid 2 Accent 5"/>
@@ -7685,7 +7706,7 @@
     <w:lsdException w:qFormat="1" w:unhideWhenUsed="0" w:uiPriority="61" w:semiHidden="0" w:name="Light List Accent 6"/>
     <w:lsdException w:qFormat="1" w:unhideWhenUsed="0" w:uiPriority="62" w:semiHidden="0" w:name="Light Grid Accent 6"/>
     <w:lsdException w:qFormat="1" w:unhideWhenUsed="0" w:uiPriority="63" w:semiHidden="0" w:name="Medium Shading 1 Accent 6"/>
-    <w:lsdException w:unhideWhenUsed="0" w:uiPriority="64" w:semiHidden="0" w:name="Medium Shading 2 Accent 6"/>
+    <w:lsdException w:qFormat="1" w:unhideWhenUsed="0" w:uiPriority="64" w:semiHidden="0" w:name="Medium Shading 2 Accent 6"/>
     <w:lsdException w:qFormat="1" w:unhideWhenUsed="0" w:uiPriority="65" w:semiHidden="0" w:name="Medium List 1 Accent 6"/>
     <w:lsdException w:qFormat="1" w:unhideWhenUsed="0" w:uiPriority="66" w:semiHidden="0" w:name="Medium List 2 Accent 6"/>
     <w:lsdException w:qFormat="1" w:unhideWhenUsed="0" w:uiPriority="67" w:semiHidden="0" w:name="Medium Grid 1 Accent 6"/>
@@ -7694,7 +7715,7 @@
     <w:lsdException w:qFormat="1" w:unhideWhenUsed="0" w:uiPriority="70" w:semiHidden="0" w:name="Dark List Accent 6"/>
     <w:lsdException w:qFormat="1" w:unhideWhenUsed="0" w:uiPriority="71" w:semiHidden="0" w:name="Colorful Shading Accent 6"/>
     <w:lsdException w:qFormat="1" w:unhideWhenUsed="0" w:uiPriority="72" w:semiHidden="0" w:name="Colorful List Accent 6"/>
-    <w:lsdException w:unhideWhenUsed="0" w:uiPriority="73" w:semiHidden="0" w:name="Colorful Grid Accent 6"/>
+    <w:lsdException w:qFormat="1" w:unhideWhenUsed="0" w:uiPriority="73" w:semiHidden="0" w:name="Colorful Grid Accent 6"/>
   </w:latentStyles>
   <w:style w:type="paragraph" w:default="1" w:styleId="1">
     <w:name w:val="Normal"/>
@@ -7995,6 +8016,7 @@
     <w:basedOn w:val="1"/>
     <w:link w:val="146"/>
     <w:unhideWhenUsed/>
+    <w:qFormat/>
     <w:uiPriority w:val="99"/>
     <w:pPr>
       <w:spacing w:after="120"/>
@@ -8159,6 +8181,7 @@
     <w:name w:val="List Continue 2"/>
     <w:basedOn w:val="1"/>
     <w:unhideWhenUsed/>
+    <w:qFormat/>
     <w:uiPriority w:val="99"/>
     <w:pPr>
       <w:spacing w:after="120"/>
@@ -8195,6 +8218,7 @@
     <w:name w:val="List Number 2"/>
     <w:basedOn w:val="1"/>
     <w:unhideWhenUsed/>
+    <w:qFormat/>
     <w:uiPriority w:val="99"/>
     <w:pPr>
       <w:numPr>
@@ -8208,6 +8232,7 @@
     <w:name w:val="List Number 3"/>
     <w:basedOn w:val="1"/>
     <w:unhideWhenUsed/>
+    <w:qFormat/>
     <w:uiPriority w:val="99"/>
     <w:pPr>
       <w:numPr>
@@ -8221,6 +8246,7 @@
     <w:name w:val="macro"/>
     <w:link w:val="147"/>
     <w:unhideWhenUsed/>
+    <w:qFormat/>
     <w:uiPriority w:val="99"/>
     <w:pPr>
       <w:tabs>
@@ -8324,6 +8350,7 @@
   <w:style w:type="table" w:styleId="37">
     <w:name w:val="Light Shading"/>
     <w:basedOn w:val="12"/>
+    <w:qFormat/>
     <w:uiPriority w:val="60"/>
     <w:pPr>
       <w:spacing w:after="0" w:line="240" w:lineRule="auto"/>
@@ -8623,6 +8650,7 @@
   <w:style w:type="table" w:styleId="40">
     <w:name w:val="Light Shading Accent 3"/>
     <w:basedOn w:val="12"/>
+    <w:qFormat/>
     <w:uiPriority w:val="60"/>
     <w:pPr>
       <w:spacing w:after="0" w:line="240" w:lineRule="auto"/>
@@ -12155,6 +12183,7 @@
   <w:style w:type="table" w:styleId="70">
     <w:name w:val="Medium Shading 2 Accent 5"/>
     <w:basedOn w:val="12"/>
+    <w:qFormat/>
     <w:uiPriority w:val="64"/>
     <w:pPr>
       <w:spacing w:after="0" w:line="240" w:lineRule="auto"/>
@@ -12320,6 +12349,7 @@
   <w:style w:type="table" w:styleId="71">
     <w:name w:val="Medium Shading 2 Accent 6"/>
     <w:basedOn w:val="12"/>
+    <w:qFormat/>
     <w:uiPriority w:val="64"/>
     <w:pPr>
       <w:spacing w:after="0" w:line="240" w:lineRule="auto"/>
@@ -12485,6 +12515,7 @@
   <w:style w:type="table" w:styleId="72">
     <w:name w:val="Medium List 1"/>
     <w:basedOn w:val="12"/>
+    <w:qFormat/>
     <w:uiPriority w:val="65"/>
     <w:pPr>
       <w:spacing w:after="0" w:line="240" w:lineRule="auto"/>
@@ -12575,6 +12606,7 @@
   <w:style w:type="table" w:styleId="73">
     <w:name w:val="Medium List 1 Accent 1"/>
     <w:basedOn w:val="12"/>
+    <w:qFormat/>
     <w:uiPriority w:val="65"/>
     <w:pPr>
       <w:spacing w:after="0" w:line="240" w:lineRule="auto"/>
@@ -12665,6 +12697,7 @@
   <w:style w:type="table" w:styleId="74">
     <w:name w:val="Medium List 1 Accent 2"/>
     <w:basedOn w:val="12"/>
+    <w:qFormat/>
     <w:uiPriority w:val="65"/>
     <w:pPr>
       <w:spacing w:after="0" w:line="240" w:lineRule="auto"/>
@@ -12846,6 +12879,7 @@
   <w:style w:type="table" w:styleId="76">
     <w:name w:val="Medium List 1 Accent 4"/>
     <w:basedOn w:val="12"/>
+    <w:qFormat/>
     <w:uiPriority w:val="65"/>
     <w:pPr>
       <w:spacing w:after="0" w:line="240" w:lineRule="auto"/>
@@ -12936,6 +12970,7 @@
   <w:style w:type="table" w:styleId="77">
     <w:name w:val="Medium List 1 Accent 5"/>
     <w:basedOn w:val="12"/>
+    <w:qFormat/>
     <w:uiPriority w:val="65"/>
     <w:pPr>
       <w:spacing w:after="0" w:line="240" w:lineRule="auto"/>
@@ -13247,6 +13282,7 @@
   <w:style w:type="table" w:styleId="80">
     <w:name w:val="Medium List 2 Accent 1"/>
     <w:basedOn w:val="12"/>
+    <w:qFormat/>
     <w:uiPriority w:val="66"/>
     <w:pPr>
       <w:spacing w:after="0" w:line="240" w:lineRule="auto"/>
@@ -13376,6 +13412,7 @@
   <w:style w:type="table" w:styleId="81">
     <w:name w:val="Medium List 2 Accent 2"/>
     <w:basedOn w:val="12"/>
+    <w:qFormat/>
     <w:uiPriority w:val="66"/>
     <w:pPr>
       <w:spacing w:after="0" w:line="240" w:lineRule="auto"/>
@@ -13505,6 +13542,7 @@
   <w:style w:type="table" w:styleId="82">
     <w:name w:val="Medium List 2 Accent 3"/>
     <w:basedOn w:val="12"/>
+    <w:qFormat/>
     <w:uiPriority w:val="66"/>
     <w:pPr>
       <w:spacing w:after="0" w:line="240" w:lineRule="auto"/>
@@ -14164,6 +14202,7 @@
   <w:style w:type="table" w:styleId="88">
     <w:name w:val="Medium Grid 1 Accent 2"/>
     <w:basedOn w:val="12"/>
+    <w:qFormat/>
     <w:uiPriority w:val="67"/>
     <w:pPr>
       <w:spacing w:after="0" w:line="240" w:lineRule="auto"/>
@@ -14233,6 +14272,7 @@
   <w:style w:type="table" w:styleId="89">
     <w:name w:val="Medium Grid 1 Accent 3"/>
     <w:basedOn w:val="12"/>
+    <w:qFormat/>
     <w:uiPriority w:val="67"/>
     <w:pPr>
       <w:spacing w:after="0" w:line="240" w:lineRule="auto"/>
@@ -18575,6 +18615,7 @@
   <w:style w:type="table" w:styleId="122">
     <w:name w:val="Colorful List Accent 1"/>
     <w:basedOn w:val="12"/>
+    <w:qFormat/>
     <w:uiPriority w:val="72"/>
     <w:pPr>
       <w:spacing w:after="0" w:line="240" w:lineRule="auto"/>
@@ -19132,6 +19173,7 @@
   <w:style w:type="table" w:styleId="128">
     <w:name w:val="Colorful Grid"/>
     <w:basedOn w:val="12"/>
+    <w:qFormat/>
     <w:uiPriority w:val="73"/>
     <w:pPr>
       <w:spacing w:after="0" w:line="240" w:lineRule="auto"/>
@@ -19712,6 +19754,7 @@
   <w:style w:type="table" w:styleId="134">
     <w:name w:val="Colorful Grid Accent 6"/>
     <w:basedOn w:val="12"/>
+    <w:qFormat/>
     <w:uiPriority w:val="73"/>
     <w:pPr>
       <w:spacing w:after="0" w:line="240" w:lineRule="auto"/>
@@ -19852,6 +19895,7 @@
     <w:name w:val="Heading 2 Char"/>
     <w:basedOn w:val="11"/>
     <w:link w:val="3"/>
+    <w:qFormat/>
     <w:uiPriority w:val="9"/>
     <w:rPr>
       <w:rFonts w:asciiTheme="majorHAnsi" w:hAnsiTheme="majorHAnsi" w:eastAsiaTheme="majorEastAsia" w:cstheme="majorBidi"/>
@@ -19935,12 +19979,14 @@
     <w:name w:val="Body Text Char"/>
     <w:basedOn w:val="11"/>
     <w:link w:val="13"/>
+    <w:qFormat/>
     <w:uiPriority w:val="99"/>
   </w:style>
   <w:style w:type="character" w:customStyle="1" w:styleId="145">
     <w:name w:val="Body Text 2 Char"/>
     <w:basedOn w:val="11"/>
     <w:link w:val="14"/>
+    <w:qFormat/>
     <w:uiPriority w:val="99"/>
   </w:style>
   <w:style w:type="character" w:customStyle="1" w:styleId="146">
@@ -20006,6 +20052,7 @@
     <w:basedOn w:val="11"/>
     <w:link w:val="5"/>
     <w:semiHidden/>
+    <w:qFormat/>
     <w:uiPriority w:val="9"/>
     <w:rPr>
       <w:rFonts w:asciiTheme="majorHAnsi" w:hAnsiTheme="majorHAnsi" w:eastAsiaTheme="majorEastAsia" w:cstheme="majorBidi"/>
@@ -20038,6 +20085,7 @@
     <w:basedOn w:val="11"/>
     <w:link w:val="7"/>
     <w:semiHidden/>
+    <w:qFormat/>
     <w:uiPriority w:val="9"/>
     <w:rPr>
       <w:rFonts w:asciiTheme="majorHAnsi" w:hAnsiTheme="majorHAnsi" w:eastAsiaTheme="majorEastAsia" w:cstheme="majorBidi"/>

--- a/ReportTemplate/AgreementTemplate.docx
+++ b/ReportTemplate/AgreementTemplate.docx
@@ -11,6 +11,57 @@
           <w:lang w:val="en-US"/>
         </w:rPr>
       </w:pPr>
+      <w:r>
+        <w:rPr>
+          <w:b/>
+          <w:bCs/>
+        </w:rPr>
+        <w:drawing>
+          <wp:anchor distT="0" distB="0" distL="114300" distR="114300" simplePos="0" relativeHeight="251661312" behindDoc="0" locked="0" layoutInCell="1" allowOverlap="1">
+            <wp:simplePos x="0" y="0"/>
+            <wp:positionH relativeFrom="column">
+              <wp:posOffset>9525</wp:posOffset>
+            </wp:positionH>
+            <wp:positionV relativeFrom="paragraph">
+              <wp:posOffset>238125</wp:posOffset>
+            </wp:positionV>
+            <wp:extent cx="1724660" cy="428625"/>
+            <wp:effectExtent l="0" t="0" r="8890" b="9525"/>
+            <wp:wrapNone/>
+            <wp:docPr id="1" name="Picture 1" descr="logooh"/>
+            <wp:cNvGraphicFramePr>
+              <a:graphicFrameLocks xmlns:a="http://schemas.openxmlformats.org/drawingml/2006/main" noChangeAspect="1"/>
+            </wp:cNvGraphicFramePr>
+            <a:graphic xmlns:a="http://schemas.openxmlformats.org/drawingml/2006/main">
+              <a:graphicData uri="http://schemas.openxmlformats.org/drawingml/2006/picture">
+                <pic:pic xmlns:pic="http://schemas.openxmlformats.org/drawingml/2006/picture">
+                  <pic:nvPicPr>
+                    <pic:cNvPr id="1" name="Picture 1" descr="logooh"/>
+                    <pic:cNvPicPr>
+                      <a:picLocks noChangeAspect="1"/>
+                    </pic:cNvPicPr>
+                  </pic:nvPicPr>
+                  <pic:blipFill>
+                    <a:blip r:embed="rId6"/>
+                    <a:stretch>
+                      <a:fillRect/>
+                    </a:stretch>
+                  </pic:blipFill>
+                  <pic:spPr>
+                    <a:xfrm>
+                      <a:off x="0" y="0"/>
+                      <a:ext cx="1724660" cy="428625"/>
+                    </a:xfrm>
+                    <a:prstGeom prst="rect">
+                      <a:avLst/>
+                    </a:prstGeom>
+                  </pic:spPr>
+                </pic:pic>
+              </a:graphicData>
+            </a:graphic>
+          </wp:anchor>
+        </w:drawing>
+      </w:r>
       <w:r>
         <w:rPr>
           <w:b/>
@@ -374,17 +425,17 @@
         </w:tblCellMar>
       </w:tblPr>
       <w:tblGrid>
-        <w:gridCol w:w="1825"/>
-        <w:gridCol w:w="382"/>
-        <w:gridCol w:w="1938"/>
-        <w:gridCol w:w="710"/>
-        <w:gridCol w:w="2707"/>
-        <w:gridCol w:w="310"/>
-        <w:gridCol w:w="1816"/>
-        <w:gridCol w:w="443"/>
-        <w:gridCol w:w="2204"/>
-        <w:gridCol w:w="267"/>
-        <w:gridCol w:w="2275"/>
+        <w:gridCol w:w="1767"/>
+        <w:gridCol w:w="376"/>
+        <w:gridCol w:w="1875"/>
+        <w:gridCol w:w="691"/>
+        <w:gridCol w:w="2616"/>
+        <w:gridCol w:w="306"/>
+        <w:gridCol w:w="1757"/>
+        <w:gridCol w:w="435"/>
+        <w:gridCol w:w="2132"/>
+        <w:gridCol w:w="265"/>
+        <w:gridCol w:w="2657"/>
       </w:tblGrid>
       <w:tr>
         <w:tblPrEx>
@@ -2827,12 +2878,21 @@
             <w:pPr>
               <w:spacing w:after="0" w:line="240" w:lineRule="auto"/>
               <w:rPr>
-                <w:rFonts w:eastAsia="Times New Roman" w:cs="Arial"/>
+                <w:rFonts w:hint="default" w:eastAsia="Times New Roman" w:cs="Arial"/>
                 <w:sz w:val="20"/>
                 <w:szCs w:val="20"/>
                 <w:lang w:val="en-US"/>
               </w:rPr>
             </w:pPr>
+            <w:r>
+              <w:rPr>
+                <w:rFonts w:hint="default" w:eastAsia="Times New Roman" w:cs="Arial"/>
+                <w:sz w:val="20"/>
+                <w:szCs w:val="20"/>
+                <w:lang w:val="en-US"/>
+              </w:rPr>
+              <w:t>Total Insurance Premi Amount</w:t>
+            </w:r>
           </w:p>
         </w:tc>
         <w:tc>
@@ -2851,12 +2911,21 @@
             <w:pPr>
               <w:spacing w:after="0" w:line="240" w:lineRule="auto"/>
               <w:rPr>
-                <w:rFonts w:eastAsia="Times New Roman" w:cs="Arial"/>
+                <w:rFonts w:hint="default" w:eastAsia="Times New Roman" w:cs="Arial"/>
                 <w:sz w:val="20"/>
                 <w:szCs w:val="20"/>
                 <w:lang w:val="en-US"/>
               </w:rPr>
             </w:pPr>
+            <w:r>
+              <w:rPr>
+                <w:rFonts w:hint="default" w:eastAsia="Times New Roman" w:cs="Arial"/>
+                <w:sz w:val="20"/>
+                <w:szCs w:val="20"/>
+                <w:lang w:val="en-US"/>
+              </w:rPr>
+              <w:t>:</w:t>
+            </w:r>
           </w:p>
         </w:tc>
         <w:tc>
@@ -2874,13 +2943,23 @@
           <w:p>
             <w:pPr>
               <w:spacing w:after="0" w:line="240" w:lineRule="auto"/>
-              <w:rPr>
-                <w:rFonts w:eastAsia="Times New Roman" w:cs="Arial"/>
+              <w:jc w:val="right"/>
+              <w:rPr>
+                <w:rFonts w:hint="default" w:eastAsia="Times New Roman" w:cs="Arial"/>
                 <w:sz w:val="20"/>
                 <w:szCs w:val="20"/>
                 <w:lang w:val="en-US"/>
               </w:rPr>
             </w:pPr>
+            <w:r>
+              <w:rPr>
+                <w:rFonts w:hint="default" w:eastAsia="Times New Roman" w:cs="Arial"/>
+                <w:sz w:val="20"/>
+                <w:szCs w:val="20"/>
+                <w:lang w:val="en-US"/>
+              </w:rPr>
+              <w:t>{{TotalInsurancePremiAmount}}</w:t>
+            </w:r>
           </w:p>
         </w:tc>
       </w:tr>
@@ -3335,15 +3414,15 @@
         </w:tblCellMar>
       </w:tblPr>
       <w:tblGrid>
-        <w:gridCol w:w="1447"/>
+        <w:gridCol w:w="1623"/>
         <w:gridCol w:w="1729"/>
         <w:gridCol w:w="2126"/>
-        <w:gridCol w:w="2034"/>
-        <w:gridCol w:w="469"/>
-        <w:gridCol w:w="1463"/>
-        <w:gridCol w:w="1456"/>
-        <w:gridCol w:w="1476"/>
-        <w:gridCol w:w="1690"/>
+        <w:gridCol w:w="1984"/>
+        <w:gridCol w:w="222"/>
+        <w:gridCol w:w="1466"/>
+        <w:gridCol w:w="1741"/>
+        <w:gridCol w:w="1773"/>
+        <w:gridCol w:w="2080"/>
       </w:tblGrid>
       <w:tr>
         <w:tblPrEx>
@@ -3649,7 +3728,7 @@
                 <w:sz w:val="22"/>
                 <w:lang w:val="en-US"/>
               </w:rPr>
-              <w:t>{{#t:ComList}}</w:t>
+              <w:t>{{#t:CommList}}</w:t>
             </w:r>
           </w:p>
           <w:p>
@@ -3670,7 +3749,7 @@
                 <w:sz w:val="22"/>
                 <w:lang w:val="en-US"/>
               </w:rPr>
-              <w:t>{{ComNo}}</w:t>
+              <w:t>{{CommNo}}</w:t>
             </w:r>
           </w:p>
         </w:tc>
@@ -3697,7 +3776,7 @@
                 <w:sz w:val="22"/>
                 <w:lang w:val="en-US"/>
               </w:rPr>
-              <w:t>{{ComName}}</w:t>
+              <w:t>{{CommName}}</w:t>
             </w:r>
           </w:p>
         </w:tc>
@@ -3725,7 +3804,7 @@
                 <w:sz w:val="22"/>
                 <w:lang w:val="en-US"/>
               </w:rPr>
-              <w:t>{{ComRate}}</w:t>
+              <w:t>{{CommRate}}</w:t>
             </w:r>
             <w:r>
               <w:rPr>
@@ -3765,7 +3844,7 @@
                 <w:sz w:val="22"/>
                 <w:lang w:val="en-US"/>
               </w:rPr>
-              <w:t>{{ComRateAmount}}</w:t>
+              <w:t>{{CommAmount}}</w:t>
             </w:r>
           </w:p>
         </w:tc>
@@ -3832,7 +3911,7 @@
                 <w:sz w:val="22"/>
                 <w:lang w:val="en-US"/>
               </w:rPr>
-              <w:t>{{ReffNo}}</w:t>
+              <w:t>{{ReferralNo}}</w:t>
             </w:r>
           </w:p>
         </w:tc>
@@ -3852,7 +3931,7 @@
                 <w:sz w:val="22"/>
                 <w:lang w:val="en-US"/>
               </w:rPr>
-              <w:t>{{ReffName}}</w:t>
+              <w:t>{{ReferralName}}</w:t>
             </w:r>
             <w:r>
               <w:rPr>
@@ -3881,7 +3960,7 @@
                 <w:sz w:val="22"/>
                 <w:lang w:val="en-US"/>
               </w:rPr>
-              <w:t>{{ReffRate}}</w:t>
+              <w:t>{{ReferralRate}}</w:t>
             </w:r>
             <w:r>
               <w:rPr>
@@ -3912,7 +3991,7 @@
                 <w:rFonts w:hint="default"/>
                 <w:lang w:val="en-US"/>
               </w:rPr>
-              <w:t>{{ReffAmount}}</w:t>
+              <w:t>{{ReferralAmount}}</w:t>
             </w:r>
           </w:p>
         </w:tc>
@@ -5122,7 +5201,25 @@
                 <w:sz w:val="22"/>
                 <w:lang w:val="en-US"/>
               </w:rPr>
-              <w:t xml:space="preserve">Non Interest Name </w:t>
+              <w:t xml:space="preserve">Non Interest </w:t>
+            </w:r>
+            <w:r>
+              <w:rPr>
+                <w:rFonts w:hint="default" w:ascii="Calibri" w:hAnsi="Calibri" w:eastAsia="Times New Roman" w:cs="Calibri"/>
+                <w:color w:val="000000"/>
+                <w:sz w:val="22"/>
+                <w:lang w:val="en-US"/>
+              </w:rPr>
+              <w:t>Income</w:t>
+            </w:r>
+            <w:r>
+              <w:rPr>
+                <w:rFonts w:ascii="Calibri" w:hAnsi="Calibri" w:eastAsia="Times New Roman" w:cs="Calibri"/>
+                <w:color w:val="000000"/>
+                <w:sz w:val="22"/>
+                <w:lang w:val="en-US"/>
+              </w:rPr>
+              <w:t xml:space="preserve"> </w:t>
             </w:r>
           </w:p>
         </w:tc>
@@ -5175,6 +5272,7 @@
           <w:p>
             <w:pPr>
               <w:spacing w:after="0" w:line="240" w:lineRule="auto"/>
+              <w:jc w:val="right"/>
               <w:rPr>
                 <w:rFonts w:hint="default" w:ascii="Calibri" w:hAnsi="Calibri" w:eastAsia="Times New Roman" w:cs="Calibri"/>
                 <w:color w:val="000000"/>
@@ -5189,7 +5287,7 @@
                 <w:sz w:val="22"/>
                 <w:lang w:val="en-US"/>
               </w:rPr>
-              <w:t>{{NonIntName}}</w:t>
+              <w:t>{{NonIntIncome}}</w:t>
             </w:r>
           </w:p>
         </w:tc>
@@ -5597,7 +5695,7 @@
       <w:tblGrid>
         <w:gridCol w:w="4760"/>
         <w:gridCol w:w="300"/>
-        <w:gridCol w:w="2318"/>
+        <w:gridCol w:w="2597"/>
         <w:gridCol w:w="3210"/>
       </w:tblGrid>
       <w:tr>
@@ -5641,7 +5739,25 @@
                 <w:sz w:val="22"/>
                 <w:lang w:val="en-US"/>
               </w:rPr>
-              <w:t xml:space="preserve">Interst Margin / Profit Before Marketing Incentive </w:t>
+              <w:t>Inter</w:t>
+            </w:r>
+            <w:r>
+              <w:rPr>
+                <w:rFonts w:hint="default" w:ascii="Calibri" w:hAnsi="Calibri" w:eastAsia="Times New Roman" w:cs="Calibri"/>
+                <w:color w:val="000000"/>
+                <w:sz w:val="22"/>
+                <w:lang w:val="en-US"/>
+              </w:rPr>
+              <w:t>e</w:t>
+            </w:r>
+            <w:r>
+              <w:rPr>
+                <w:rFonts w:ascii="Calibri" w:hAnsi="Calibri" w:eastAsia="Times New Roman" w:cs="Calibri"/>
+                <w:color w:val="000000"/>
+                <w:sz w:val="22"/>
+                <w:lang w:val="en-US"/>
+              </w:rPr>
+              <w:t xml:space="preserve">st Margin / Profit Before Marketing Incentive </w:t>
             </w:r>
           </w:p>
         </w:tc>
@@ -5693,6 +5809,7 @@
           <w:p>
             <w:pPr>
               <w:spacing w:after="0" w:line="240" w:lineRule="auto"/>
+              <w:jc w:val="right"/>
               <w:rPr>
                 <w:rFonts w:ascii="Calibri" w:hAnsi="Calibri" w:eastAsia="Times New Roman" w:cs="Calibri"/>
                 <w:color w:val="000000"/>
@@ -5707,7 +5824,7 @@
                 <w:sz w:val="22"/>
                 <w:lang w:val="en-US"/>
               </w:rPr>
-              <w:t>{{InterestMargin}}</w:t>
+              <w:t>{{TotalInterestMargin}}</w:t>
             </w:r>
             <w:r>
               <w:rPr>
@@ -5805,7 +5922,7 @@
                 <w:sz w:val="22"/>
                 <w:lang w:val="en-US"/>
               </w:rPr>
-              <w:t xml:space="preserve"> </w:t>
+              <w:t xml:space="preserve"> 3,84% </w:t>
             </w:r>
             <w:r>
               <w:rPr>
@@ -5866,6 +5983,7 @@
           <w:p>
             <w:pPr>
               <w:spacing w:after="0" w:line="240" w:lineRule="auto"/>
+              <w:jc w:val="right"/>
               <w:rPr>
                 <w:rFonts w:ascii="Calibri" w:hAnsi="Calibri" w:eastAsia="Times New Roman" w:cs="Calibri"/>
                 <w:color w:val="000000"/>
@@ -5880,7 +5998,7 @@
                 <w:sz w:val="22"/>
                 <w:lang w:val="en-US"/>
               </w:rPr>
-              <w:t>{{MarIncRatio}}</w:t>
+              <w:t>{{MarketingIncRatioInt}}</w:t>
             </w:r>
             <w:r>
               <w:rPr>
@@ -6021,6 +6139,7 @@
           <w:p>
             <w:pPr>
               <w:spacing w:after="0" w:line="240" w:lineRule="auto"/>
+              <w:jc w:val="right"/>
               <w:rPr>
                 <w:rFonts w:ascii="Calibri" w:hAnsi="Calibri" w:eastAsia="Times New Roman" w:cs="Calibri"/>
                 <w:color w:val="000000"/>
@@ -6035,7 +6154,7 @@
                 <w:sz w:val="22"/>
                 <w:lang w:val="en-US"/>
               </w:rPr>
-              <w:t>{{MarIncRatio}}</w:t>
+              <w:t>{{MarIncRatioFin}}</w:t>
             </w:r>
             <w:r>
               <w:rPr>
@@ -6071,26 +6190,6 @@
                 <w:lang w:val="en-US"/>
               </w:rPr>
             </w:pPr>
-            <w:r>
-              <w:rPr>
-                <w:rFonts w:hint="default" w:ascii="Calibri" w:hAnsi="Calibri" w:eastAsia="Times New Roman" w:cs="Calibri"/>
-                <w:color w:val="000000"/>
-                <w:sz w:val="22"/>
-                <w:lang w:val="en-US"/>
-              </w:rPr>
-              <w:t>{{FinanceAmount</w:t>
-            </w:r>
-            <w:bookmarkStart w:id="0" w:name="_GoBack"/>
-            <w:bookmarkEnd w:id="0"/>
-            <w:r>
-              <w:rPr>
-                <w:rFonts w:hint="default" w:ascii="Calibri" w:hAnsi="Calibri" w:eastAsia="Times New Roman" w:cs="Calibri"/>
-                <w:color w:val="000000"/>
-                <w:sz w:val="22"/>
-                <w:lang w:val="en-US"/>
-              </w:rPr>
-              <w:t>}}</w:t>
-            </w:r>
           </w:p>
         </w:tc>
       </w:tr>
@@ -6187,6 +6286,7 @@
           <w:p>
             <w:pPr>
               <w:spacing w:after="0" w:line="240" w:lineRule="auto"/>
+              <w:jc w:val="right"/>
               <w:rPr>
                 <w:rFonts w:ascii="Calibri" w:hAnsi="Calibri" w:eastAsia="Times New Roman" w:cs="Calibri"/>
                 <w:color w:val="000000"/>
@@ -7534,7 +7634,7 @@
     <w:lsdException w:uiPriority="99" w:name="Body Text Indent"/>
     <w:lsdException w:qFormat="1" w:uiPriority="99" w:semiHidden="0" w:name="List Continue"/>
     <w:lsdException w:qFormat="1" w:uiPriority="99" w:semiHidden="0" w:name="List Continue 2"/>
-    <w:lsdException w:uiPriority="99" w:semiHidden="0" w:name="List Continue 3"/>
+    <w:lsdException w:qFormat="1" w:uiPriority="99" w:semiHidden="0" w:name="List Continue 3"/>
     <w:lsdException w:uiPriority="99" w:name="List Continue 4"/>
     <w:lsdException w:uiPriority="99" w:name="List Continue 5"/>
     <w:lsdException w:uiPriority="99" w:name="Message Header"/>
@@ -7701,7 +7801,7 @@
     <w:lsdException w:qFormat="1" w:unhideWhenUsed="0" w:uiPriority="70" w:semiHidden="0" w:name="Dark List Accent 5"/>
     <w:lsdException w:qFormat="1" w:unhideWhenUsed="0" w:uiPriority="71" w:semiHidden="0" w:name="Colorful Shading Accent 5"/>
     <w:lsdException w:qFormat="1" w:unhideWhenUsed="0" w:uiPriority="72" w:semiHidden="0" w:name="Colorful List Accent 5"/>
-    <w:lsdException w:unhideWhenUsed="0" w:uiPriority="73" w:semiHidden="0" w:name="Colorful Grid Accent 5"/>
+    <w:lsdException w:qFormat="1" w:unhideWhenUsed="0" w:uiPriority="73" w:semiHidden="0" w:name="Colorful Grid Accent 5"/>
     <w:lsdException w:qFormat="1" w:unhideWhenUsed="0" w:uiPriority="60" w:semiHidden="0" w:name="Light Shading Accent 6"/>
     <w:lsdException w:qFormat="1" w:unhideWhenUsed="0" w:uiPriority="61" w:semiHidden="0" w:name="Light List Accent 6"/>
     <w:lsdException w:qFormat="1" w:unhideWhenUsed="0" w:uiPriority="62" w:semiHidden="0" w:name="Light Grid Accent 6"/>
@@ -8193,6 +8293,7 @@
     <w:name w:val="List Continue 3"/>
     <w:basedOn w:val="1"/>
     <w:unhideWhenUsed/>
+    <w:qFormat/>
     <w:uiPriority w:val="99"/>
     <w:pPr>
       <w:spacing w:after="120"/>
@@ -19658,6 +19759,7 @@
   <w:style w:type="table" w:styleId="133">
     <w:name w:val="Colorful Grid Accent 5"/>
     <w:basedOn w:val="12"/>
+    <w:qFormat/>
     <w:uiPriority w:val="73"/>
     <w:pPr>
       <w:spacing w:after="0" w:line="240" w:lineRule="auto"/>

--- a/ReportTemplate/AgreementTemplate.docx
+++ b/ReportTemplate/AgreementTemplate.docx
@@ -3290,7 +3290,6 @@
     </w:p>
     <w:p>
       <w:pPr>
-        <w:spacing w:line="240" w:lineRule="auto"/>
         <w:rPr>
           <w:b/>
           <w:bCs/>
@@ -3302,6 +3301,1349 @@
           <w:bCs/>
         </w:rPr>
         <w:t xml:space="preserve">Commission </w:t>
+      </w:r>
+      <w:r>
+        <w:rPr>
+          <w:b/>
+          <w:bCs/>
+        </w:rPr>
+        <w:tab/>
+      </w:r>
+      <w:r>
+        <w:rPr>
+          <w:b/>
+          <w:bCs/>
+        </w:rPr>
+        <w:tab/>
+      </w:r>
+      <w:r>
+        <w:rPr>
+          <w:rFonts w:hint="default"/>
+          <w:b/>
+          <w:bCs/>
+          <w:lang w:val="en-US"/>
+        </w:rPr>
+        <w:tab/>
+      </w:r>
+      <w:r>
+        <w:rPr>
+          <w:rFonts w:hint="default"/>
+          <w:b/>
+          <w:bCs/>
+          <w:lang w:val="en-US"/>
+        </w:rPr>
+        <w:tab/>
+      </w:r>
+      <w:r>
+        <w:rPr>
+          <w:rFonts w:hint="default"/>
+          <w:b/>
+          <w:bCs/>
+          <w:lang w:val="en-US"/>
+        </w:rPr>
+        <w:tab/>
+      </w:r>
+      <w:r>
+        <w:rPr>
+          <w:rFonts w:hint="default"/>
+          <w:b/>
+          <w:bCs/>
+          <w:lang w:val="en-US"/>
+        </w:rPr>
+        <w:tab/>
+      </w:r>
+      <w:r>
+        <w:rPr>
+          <w:rFonts w:hint="default"/>
+          <w:b/>
+          <w:bCs/>
+          <w:lang w:val="en-US"/>
+        </w:rPr>
+        <w:tab/>
+      </w:r>
+      <w:r>
+        <w:rPr>
+          <w:b/>
+          <w:bCs/>
+        </w:rPr>
+        <w:t>Referral Fee to Introducer (vs Finance Amount)</w:t>
+      </w:r>
+    </w:p>
+    <w:tbl>
+      <w:tblPr>
+        <w:tblStyle w:val="12"/>
+        <w:tblW w:w="9801" w:type="dxa"/>
+        <w:tblInd w:w="0" w:type="dxa"/>
+        <w:tblBorders>
+          <w:top w:val="single" w:color="auto" w:sz="4" w:space="0"/>
+          <w:left w:val="single" w:color="auto" w:sz="4" w:space="0"/>
+          <w:bottom w:val="single" w:color="auto" w:sz="4" w:space="0"/>
+          <w:right w:val="single" w:color="auto" w:sz="4" w:space="0"/>
+          <w:insideH w:val="single" w:color="auto" w:sz="4" w:space="0"/>
+          <w:insideV w:val="single" w:color="auto" w:sz="4" w:space="0"/>
+        </w:tblBorders>
+        <w:tblLayout w:type="autofit"/>
+        <w:tblCellMar>
+          <w:top w:w="0" w:type="dxa"/>
+          <w:left w:w="108" w:type="dxa"/>
+          <w:bottom w:w="0" w:type="dxa"/>
+          <w:right w:w="108" w:type="dxa"/>
+        </w:tblCellMar>
+      </w:tblPr>
+      <w:tblGrid>
+        <w:gridCol w:w="1623"/>
+        <w:gridCol w:w="1611"/>
+        <w:gridCol w:w="1926"/>
+        <w:gridCol w:w="1802"/>
+        <w:gridCol w:w="222"/>
+        <w:gridCol w:w="3112"/>
+      </w:tblGrid>
+      <w:tr>
+        <w:tblPrEx>
+          <w:tblBorders>
+            <w:top w:val="single" w:color="auto" w:sz="4" w:space="0"/>
+            <w:left w:val="single" w:color="auto" w:sz="4" w:space="0"/>
+            <w:bottom w:val="single" w:color="auto" w:sz="4" w:space="0"/>
+            <w:right w:val="single" w:color="auto" w:sz="4" w:space="0"/>
+            <w:insideH w:val="single" w:color="auto" w:sz="4" w:space="0"/>
+            <w:insideV w:val="single" w:color="auto" w:sz="4" w:space="0"/>
+          </w:tblBorders>
+          <w:tblCellMar>
+            <w:top w:w="0" w:type="dxa"/>
+            <w:left w:w="108" w:type="dxa"/>
+            <w:bottom w:w="0" w:type="dxa"/>
+            <w:right w:w="108" w:type="dxa"/>
+          </w:tblCellMar>
+        </w:tblPrEx>
+        <w:trPr>
+          <w:trHeight w:val="288" w:hRule="atLeast"/>
+        </w:trPr>
+        <w:tc>
+          <w:tcPr>
+            <w:tcW w:w="1475" w:type="dxa"/>
+            <w:shd w:val="clear" w:color="auto" w:fill="DBE5F1" w:themeFill="accent1" w:themeFillTint="33"/>
+            <w:noWrap/>
+            <w:vAlign w:val="bottom"/>
+          </w:tcPr>
+          <w:p>
+            <w:pPr>
+              <w:spacing w:after="0" w:line="240" w:lineRule="auto"/>
+              <w:jc w:val="center"/>
+              <w:rPr>
+                <w:rFonts w:ascii="Calibri" w:hAnsi="Calibri" w:eastAsia="Times New Roman" w:cs="Calibri"/>
+                <w:color w:val="000000"/>
+                <w:sz w:val="22"/>
+                <w:lang w:val="en-US"/>
+              </w:rPr>
+            </w:pPr>
+            <w:r>
+              <w:rPr>
+                <w:rFonts w:ascii="Calibri" w:hAnsi="Calibri" w:eastAsia="Times New Roman" w:cs="Calibri"/>
+                <w:color w:val="000000"/>
+                <w:sz w:val="22"/>
+                <w:lang w:val="en-US"/>
+              </w:rPr>
+              <w:t>No</w:t>
+            </w:r>
+          </w:p>
+        </w:tc>
+        <w:tc>
+          <w:tcPr>
+            <w:tcW w:w="1571" w:type="dxa"/>
+            <w:shd w:val="clear" w:color="auto" w:fill="DBE5F1" w:themeFill="accent1" w:themeFillTint="33"/>
+            <w:noWrap/>
+            <w:vAlign w:val="bottom"/>
+          </w:tcPr>
+          <w:p>
+            <w:pPr>
+              <w:spacing w:after="0" w:line="240" w:lineRule="auto"/>
+              <w:jc w:val="center"/>
+              <w:rPr>
+                <w:rFonts w:ascii="Calibri" w:hAnsi="Calibri" w:eastAsia="Times New Roman" w:cs="Calibri"/>
+                <w:color w:val="000000"/>
+                <w:sz w:val="22"/>
+                <w:lang w:val="en-US"/>
+              </w:rPr>
+            </w:pPr>
+            <w:r>
+              <w:rPr>
+                <w:rFonts w:ascii="Calibri" w:hAnsi="Calibri" w:eastAsia="Times New Roman" w:cs="Calibri"/>
+                <w:color w:val="000000"/>
+                <w:sz w:val="22"/>
+                <w:lang w:val="en-US"/>
+              </w:rPr>
+              <w:t>Commission</w:t>
+            </w:r>
+          </w:p>
+        </w:tc>
+        <w:tc>
+          <w:tcPr>
+            <w:tcW w:w="1926" w:type="dxa"/>
+            <w:shd w:val="clear" w:color="auto" w:fill="DBE5F1" w:themeFill="accent1" w:themeFillTint="33"/>
+            <w:noWrap/>
+            <w:vAlign w:val="bottom"/>
+          </w:tcPr>
+          <w:p>
+            <w:pPr>
+              <w:spacing w:after="0" w:line="240" w:lineRule="auto"/>
+              <w:jc w:val="center"/>
+              <w:rPr>
+                <w:rFonts w:ascii="Calibri" w:hAnsi="Calibri" w:eastAsia="Times New Roman" w:cs="Calibri"/>
+                <w:color w:val="000000"/>
+                <w:sz w:val="22"/>
+                <w:lang w:val="en-US"/>
+              </w:rPr>
+            </w:pPr>
+            <w:r>
+              <w:rPr>
+                <w:rFonts w:ascii="Calibri" w:hAnsi="Calibri" w:eastAsia="Times New Roman" w:cs="Calibri"/>
+                <w:color w:val="000000"/>
+                <w:sz w:val="22"/>
+                <w:lang w:val="en-US"/>
+              </w:rPr>
+              <w:t>Commission Rate</w:t>
+            </w:r>
+          </w:p>
+        </w:tc>
+        <w:tc>
+          <w:tcPr>
+            <w:tcW w:w="1799" w:type="dxa"/>
+            <w:tcBorders>
+              <w:right w:val="single" w:color="auto" w:sz="4" w:space="0"/>
+            </w:tcBorders>
+            <w:shd w:val="clear" w:color="auto" w:fill="DBE5F1" w:themeFill="accent1" w:themeFillTint="33"/>
+            <w:noWrap/>
+            <w:vAlign w:val="bottom"/>
+          </w:tcPr>
+          <w:p>
+            <w:pPr>
+              <w:spacing w:after="0" w:line="240" w:lineRule="auto"/>
+              <w:jc w:val="center"/>
+              <w:rPr>
+                <w:rFonts w:ascii="Calibri" w:hAnsi="Calibri" w:eastAsia="Times New Roman" w:cs="Calibri"/>
+                <w:color w:val="000000"/>
+                <w:sz w:val="22"/>
+                <w:lang w:val="en-US"/>
+              </w:rPr>
+            </w:pPr>
+            <w:r>
+              <w:rPr>
+                <w:rFonts w:ascii="Calibri" w:hAnsi="Calibri" w:eastAsia="Times New Roman" w:cs="Calibri"/>
+                <w:color w:val="000000"/>
+                <w:sz w:val="22"/>
+                <w:lang w:val="en-US"/>
+              </w:rPr>
+              <w:t>Commission Rate</w:t>
+            </w:r>
+          </w:p>
+        </w:tc>
+        <w:tc>
+          <w:tcPr>
+            <w:tcW w:w="221" w:type="dxa"/>
+            <w:tcBorders>
+              <w:top w:val="nil"/>
+              <w:left w:val="single" w:color="auto" w:sz="4" w:space="0"/>
+              <w:bottom w:val="nil"/>
+              <w:right w:val="single" w:color="auto" w:sz="4" w:space="0"/>
+            </w:tcBorders>
+          </w:tcPr>
+          <w:p>
+            <w:pPr>
+              <w:spacing w:after="0" w:line="240" w:lineRule="auto"/>
+              <w:jc w:val="center"/>
+              <w:rPr>
+                <w:rFonts w:ascii="Calibri" w:hAnsi="Calibri" w:eastAsia="Times New Roman" w:cs="Calibri"/>
+                <w:color w:val="000000"/>
+                <w:sz w:val="22"/>
+                <w:lang w:val="en-US"/>
+              </w:rPr>
+            </w:pPr>
+          </w:p>
+        </w:tc>
+        <w:tc>
+          <w:tcPr>
+            <w:tcW w:w="2809" w:type="dxa"/>
+            <w:tcBorders>
+              <w:left w:val="single" w:color="auto" w:sz="4" w:space="0"/>
+              <w:bottom w:val="single" w:color="auto" w:sz="4" w:space="0"/>
+            </w:tcBorders>
+            <w:shd w:val="clear" w:color="auto" w:fill="DBE5F1" w:themeFill="accent1" w:themeFillTint="33"/>
+            <w:vAlign w:val="bottom"/>
+          </w:tcPr>
+          <w:p>
+            <w:pPr>
+              <w:spacing w:after="0" w:line="240" w:lineRule="auto"/>
+              <w:rPr>
+                <w:rFonts w:hint="default"/>
+                <w:lang w:val="en-US"/>
+              </w:rPr>
+            </w:pPr>
+            <w:r>
+              <w:rPr>
+                <w:rFonts w:hint="default"/>
+                <w:lang w:val="en-US"/>
+              </w:rPr>
+              <w:t>{{#hc:ReferralList}}{{Header}}</w:t>
+            </w:r>
+          </w:p>
+        </w:tc>
+      </w:tr>
+      <w:tr>
+        <w:tblPrEx>
+          <w:tblBorders>
+            <w:top w:val="single" w:color="auto" w:sz="4" w:space="0"/>
+            <w:left w:val="single" w:color="auto" w:sz="4" w:space="0"/>
+            <w:bottom w:val="single" w:color="auto" w:sz="4" w:space="0"/>
+            <w:right w:val="single" w:color="auto" w:sz="4" w:space="0"/>
+            <w:insideH w:val="single" w:color="auto" w:sz="4" w:space="0"/>
+            <w:insideV w:val="single" w:color="auto" w:sz="4" w:space="0"/>
+          </w:tblBorders>
+          <w:tblCellMar>
+            <w:top w:w="0" w:type="dxa"/>
+            <w:left w:w="108" w:type="dxa"/>
+            <w:bottom w:w="0" w:type="dxa"/>
+            <w:right w:w="108" w:type="dxa"/>
+          </w:tblCellMar>
+        </w:tblPrEx>
+        <w:trPr>
+          <w:trHeight w:val="288" w:hRule="atLeast"/>
+        </w:trPr>
+        <w:tc>
+          <w:tcPr>
+            <w:tcW w:w="1475" w:type="dxa"/>
+            <w:noWrap/>
+            <w:vAlign w:val="bottom"/>
+          </w:tcPr>
+          <w:p>
+            <w:pPr>
+              <w:spacing w:after="0" w:line="240" w:lineRule="auto"/>
+              <w:jc w:val="center"/>
+              <w:rPr>
+                <w:rFonts w:hint="default" w:ascii="Calibri" w:hAnsi="Calibri" w:eastAsia="Times New Roman" w:cs="Calibri"/>
+                <w:color w:val="000000"/>
+                <w:sz w:val="22"/>
+                <w:lang w:val="en-US"/>
+              </w:rPr>
+            </w:pPr>
+            <w:r>
+              <w:rPr>
+                <w:rFonts w:ascii="Calibri" w:hAnsi="Calibri" w:eastAsia="Times New Roman" w:cs="Calibri"/>
+                <w:color w:val="000000"/>
+                <w:sz w:val="22"/>
+                <w:lang w:val="en-US"/>
+              </w:rPr>
+              <w:t xml:space="preserve"> </w:t>
+            </w:r>
+            <w:r>
+              <w:rPr>
+                <w:rFonts w:hint="default" w:ascii="Calibri" w:hAnsi="Calibri" w:eastAsia="Times New Roman" w:cs="Calibri"/>
+                <w:color w:val="000000"/>
+                <w:sz w:val="22"/>
+                <w:lang w:val="en-US"/>
+              </w:rPr>
+              <w:t>{{#t:CommList}}</w:t>
+            </w:r>
+          </w:p>
+          <w:p>
+            <w:pPr>
+              <w:spacing w:after="0" w:line="240" w:lineRule="auto"/>
+              <w:jc w:val="center"/>
+              <w:rPr>
+                <w:rFonts w:ascii="Calibri" w:hAnsi="Calibri" w:eastAsia="Times New Roman" w:cs="Calibri"/>
+                <w:color w:val="000000"/>
+                <w:sz w:val="22"/>
+                <w:lang w:val="en-US"/>
+              </w:rPr>
+            </w:pPr>
+            <w:r>
+              <w:rPr>
+                <w:rFonts w:hint="default" w:ascii="Calibri" w:hAnsi="Calibri" w:eastAsia="Times New Roman" w:cs="Calibri"/>
+                <w:color w:val="000000"/>
+                <w:sz w:val="22"/>
+                <w:lang w:val="en-US"/>
+              </w:rPr>
+              <w:t>{{CommNo}}</w:t>
+            </w:r>
+          </w:p>
+        </w:tc>
+        <w:tc>
+          <w:tcPr>
+            <w:tcW w:w="1571" w:type="dxa"/>
+            <w:noWrap/>
+            <w:vAlign w:val="bottom"/>
+          </w:tcPr>
+          <w:p>
+            <w:pPr>
+              <w:spacing w:after="0" w:line="240" w:lineRule="auto"/>
+              <w:rPr>
+                <w:rFonts w:ascii="Calibri" w:hAnsi="Calibri" w:eastAsia="Times New Roman" w:cs="Calibri"/>
+                <w:color w:val="000000"/>
+                <w:sz w:val="22"/>
+                <w:lang w:val="en-US"/>
+              </w:rPr>
+            </w:pPr>
+            <w:r>
+              <w:rPr>
+                <w:rFonts w:hint="default" w:ascii="Calibri" w:hAnsi="Calibri" w:eastAsia="Times New Roman" w:cs="Calibri"/>
+                <w:color w:val="000000"/>
+                <w:sz w:val="22"/>
+                <w:lang w:val="en-US"/>
+              </w:rPr>
+              <w:t>{{CommName}}</w:t>
+            </w:r>
+          </w:p>
+        </w:tc>
+        <w:tc>
+          <w:tcPr>
+            <w:tcW w:w="1926" w:type="dxa"/>
+            <w:noWrap/>
+            <w:vAlign w:val="bottom"/>
+          </w:tcPr>
+          <w:p>
+            <w:pPr>
+              <w:spacing w:after="0" w:line="240" w:lineRule="auto"/>
+              <w:jc w:val="right"/>
+              <w:rPr>
+                <w:rFonts w:ascii="Calibri" w:hAnsi="Calibri" w:eastAsia="Times New Roman" w:cs="Calibri"/>
+                <w:color w:val="000000"/>
+                <w:sz w:val="22"/>
+                <w:lang w:val="en-US"/>
+              </w:rPr>
+            </w:pPr>
+            <w:r>
+              <w:rPr>
+                <w:rFonts w:hint="default" w:ascii="Calibri" w:hAnsi="Calibri" w:eastAsia="Times New Roman" w:cs="Calibri"/>
+                <w:color w:val="000000"/>
+                <w:sz w:val="22"/>
+                <w:lang w:val="en-US"/>
+              </w:rPr>
+              <w:t>{{CommRate}}</w:t>
+            </w:r>
+          </w:p>
+        </w:tc>
+        <w:tc>
+          <w:tcPr>
+            <w:tcW w:w="1799" w:type="dxa"/>
+            <w:tcBorders>
+              <w:right w:val="single" w:color="auto" w:sz="4" w:space="0"/>
+            </w:tcBorders>
+            <w:noWrap/>
+            <w:vAlign w:val="bottom"/>
+          </w:tcPr>
+          <w:p>
+            <w:pPr>
+              <w:spacing w:after="0" w:line="240" w:lineRule="auto"/>
+              <w:jc w:val="right"/>
+              <w:rPr>
+                <w:rFonts w:ascii="Calibri" w:hAnsi="Calibri" w:eastAsia="Times New Roman" w:cs="Calibri"/>
+                <w:color w:val="000000"/>
+                <w:sz w:val="22"/>
+                <w:lang w:val="en-US"/>
+              </w:rPr>
+            </w:pPr>
+            <w:r>
+              <w:rPr>
+                <w:rFonts w:hint="default" w:ascii="Calibri" w:hAnsi="Calibri" w:eastAsia="Times New Roman" w:cs="Calibri"/>
+                <w:color w:val="000000"/>
+                <w:sz w:val="22"/>
+                <w:lang w:val="en-US"/>
+              </w:rPr>
+              <w:t>{{CommAmount}}</w:t>
+            </w:r>
+          </w:p>
+        </w:tc>
+        <w:tc>
+          <w:tcPr>
+            <w:tcW w:w="221" w:type="dxa"/>
+            <w:tcBorders>
+              <w:top w:val="nil"/>
+              <w:left w:val="single" w:color="auto" w:sz="4" w:space="0"/>
+              <w:bottom w:val="nil"/>
+              <w:right w:val="single" w:color="auto" w:sz="4" w:space="0"/>
+            </w:tcBorders>
+          </w:tcPr>
+          <w:p>
+            <w:pPr>
+              <w:spacing w:after="0" w:line="240" w:lineRule="auto"/>
+              <w:jc w:val="right"/>
+              <w:rPr>
+                <w:rFonts w:ascii="Calibri" w:hAnsi="Calibri" w:eastAsia="Times New Roman" w:cs="Calibri"/>
+                <w:color w:val="000000"/>
+                <w:sz w:val="22"/>
+                <w:lang w:val="en-US"/>
+              </w:rPr>
+            </w:pPr>
+          </w:p>
+        </w:tc>
+        <w:tc>
+          <w:tcPr>
+            <w:tcW w:w="2809" w:type="dxa"/>
+            <w:tcBorders>
+              <w:left w:val="single" w:color="auto" w:sz="4" w:space="0"/>
+            </w:tcBorders>
+            <w:vAlign w:val="bottom"/>
+          </w:tcPr>
+          <w:p>
+            <w:pPr>
+              <w:spacing w:after="0" w:line="240" w:lineRule="auto"/>
+            </w:pPr>
+            <w:r>
+              <w:rPr>
+                <w:rFonts w:hint="default" w:ascii="Calibri" w:hAnsi="Calibri" w:cs="Calibri"/>
+                <w:sz w:val="22"/>
+                <w:szCs w:val="22"/>
+                <w:lang w:val="en-US"/>
+              </w:rPr>
+              <w:t>{{#t:</w:t>
+            </w:r>
+            <w:r>
+              <w:rPr>
+                <w:rFonts w:hint="default" w:ascii="Calibri" w:hAnsi="Calibri" w:eastAsia="Times New Roman" w:cs="Calibri"/>
+                <w:color w:val="000000"/>
+                <w:sz w:val="22"/>
+                <w:lang w:val="en-US"/>
+              </w:rPr>
+              <w:t>CommList</w:t>
+            </w:r>
+            <w:r>
+              <w:rPr>
+                <w:rFonts w:hint="default" w:ascii="Calibri" w:hAnsi="Calibri" w:cs="Calibri"/>
+                <w:sz w:val="22"/>
+                <w:szCs w:val="22"/>
+                <w:lang w:val="en-US"/>
+              </w:rPr>
+              <w:t>}} {{#hc:</w:t>
+            </w:r>
+            <w:r>
+              <w:rPr>
+                <w:rFonts w:hint="default"/>
+                <w:lang w:val="en-US"/>
+              </w:rPr>
+              <w:t>ReferralList</w:t>
+            </w:r>
+            <w:r>
+              <w:rPr>
+                <w:rFonts w:hint="default" w:ascii="Calibri" w:hAnsi="Calibri" w:cs="Calibri"/>
+                <w:sz w:val="22"/>
+                <w:szCs w:val="22"/>
+                <w:lang w:val="en-US"/>
+              </w:rPr>
+              <w:t>}} {{PropName}}</w:t>
+            </w:r>
+          </w:p>
+        </w:tc>
+      </w:tr>
+    </w:tbl>
+    <w:p>
+      <w:pPr>
+        <w:spacing w:line="240" w:lineRule="auto"/>
+      </w:pPr>
+    </w:p>
+    <w:p>
+      <w:pPr>
+        <w:spacing w:line="240" w:lineRule="auto"/>
+      </w:pPr>
+    </w:p>
+    <w:p>
+      <w:pPr>
+        <w:spacing w:line="240" w:lineRule="auto"/>
+      </w:pPr>
+    </w:p>
+    <w:p>
+      <w:pPr>
+        <w:spacing w:line="240" w:lineRule="auto"/>
+      </w:pPr>
+    </w:p>
+    <w:tbl>
+      <w:tblPr>
+        <w:tblStyle w:val="12"/>
+        <w:tblW w:w="13046" w:type="dxa"/>
+        <w:tblInd w:w="0" w:type="dxa"/>
+        <w:tblLayout w:type="autofit"/>
+        <w:tblCellMar>
+          <w:top w:w="0" w:type="dxa"/>
+          <w:left w:w="108" w:type="dxa"/>
+          <w:bottom w:w="0" w:type="dxa"/>
+          <w:right w:w="108" w:type="dxa"/>
+        </w:tblCellMar>
+      </w:tblPr>
+      <w:tblGrid>
+        <w:gridCol w:w="3440"/>
+        <w:gridCol w:w="340"/>
+        <w:gridCol w:w="2394"/>
+        <w:gridCol w:w="1646"/>
+        <w:gridCol w:w="2680"/>
+        <w:gridCol w:w="320"/>
+        <w:gridCol w:w="2760"/>
+      </w:tblGrid>
+      <w:tr>
+        <w:trPr>
+          <w:trHeight w:val="288" w:hRule="atLeast"/>
+        </w:trPr>
+        <w:tc>
+          <w:tcPr>
+            <w:tcW w:w="3440" w:type="dxa"/>
+            <w:tcBorders>
+              <w:top w:val="nil"/>
+              <w:left w:val="nil"/>
+              <w:bottom w:val="nil"/>
+              <w:right w:val="nil"/>
+            </w:tcBorders>
+            <w:noWrap/>
+            <w:vAlign w:val="bottom"/>
+          </w:tcPr>
+          <w:p>
+            <w:pPr>
+              <w:spacing w:after="0" w:line="240" w:lineRule="auto"/>
+              <w:rPr>
+                <w:rFonts w:ascii="Calibri" w:hAnsi="Calibri" w:eastAsia="Times New Roman" w:cs="Calibri"/>
+                <w:color w:val="000000"/>
+                <w:sz w:val="22"/>
+                <w:lang w:val="en-US"/>
+              </w:rPr>
+            </w:pPr>
+            <w:r>
+              <w:rPr>
+                <w:rFonts w:ascii="Calibri" w:hAnsi="Calibri" w:eastAsia="Times New Roman" w:cs="Calibri"/>
+                <w:color w:val="000000"/>
+                <w:sz w:val="22"/>
+                <w:lang w:val="en-US"/>
+              </w:rPr>
+              <w:t>BPE Total (% of Net Finance)</w:t>
+            </w:r>
+          </w:p>
+        </w:tc>
+        <w:tc>
+          <w:tcPr>
+            <w:tcW w:w="340" w:type="dxa"/>
+            <w:tcBorders>
+              <w:top w:val="nil"/>
+              <w:left w:val="nil"/>
+              <w:bottom w:val="nil"/>
+              <w:right w:val="nil"/>
+            </w:tcBorders>
+            <w:noWrap/>
+            <w:vAlign w:val="bottom"/>
+          </w:tcPr>
+          <w:p>
+            <w:pPr>
+              <w:spacing w:after="0" w:line="240" w:lineRule="auto"/>
+              <w:rPr>
+                <w:rFonts w:ascii="Calibri" w:hAnsi="Calibri" w:eastAsia="Times New Roman" w:cs="Calibri"/>
+                <w:color w:val="000000"/>
+                <w:sz w:val="22"/>
+                <w:lang w:val="en-US"/>
+              </w:rPr>
+            </w:pPr>
+            <w:r>
+              <w:rPr>
+                <w:rFonts w:ascii="Calibri" w:hAnsi="Calibri" w:eastAsia="Times New Roman" w:cs="Calibri"/>
+                <w:color w:val="000000"/>
+                <w:sz w:val="22"/>
+                <w:lang w:val="en-US"/>
+              </w:rPr>
+              <w:t>:</w:t>
+            </w:r>
+          </w:p>
+        </w:tc>
+        <w:tc>
+          <w:tcPr>
+            <w:tcW w:w="1860" w:type="dxa"/>
+            <w:tcBorders>
+              <w:top w:val="nil"/>
+              <w:left w:val="nil"/>
+              <w:bottom w:val="nil"/>
+              <w:right w:val="nil"/>
+            </w:tcBorders>
+            <w:noWrap/>
+            <w:vAlign w:val="bottom"/>
+          </w:tcPr>
+          <w:p>
+            <w:pPr>
+              <w:spacing w:after="0" w:line="240" w:lineRule="auto"/>
+              <w:jc w:val="right"/>
+              <w:rPr>
+                <w:rFonts w:ascii="Calibri" w:hAnsi="Calibri" w:eastAsia="Times New Roman" w:cs="Calibri"/>
+                <w:color w:val="000000"/>
+                <w:sz w:val="22"/>
+                <w:lang w:val="en-US"/>
+              </w:rPr>
+            </w:pPr>
+            <w:r>
+              <w:rPr>
+                <w:rFonts w:hint="default" w:ascii="Calibri" w:hAnsi="Calibri" w:eastAsia="Times New Roman" w:cs="Calibri"/>
+                <w:color w:val="000000"/>
+                <w:sz w:val="22"/>
+                <w:lang w:val="en-US"/>
+              </w:rPr>
+              <w:t>{{BPETotal}}</w:t>
+            </w:r>
+            <w:r>
+              <w:rPr>
+                <w:rFonts w:ascii="Calibri" w:hAnsi="Calibri" w:eastAsia="Times New Roman" w:cs="Calibri"/>
+                <w:color w:val="000000"/>
+                <w:sz w:val="22"/>
+                <w:lang w:val="en-US"/>
+              </w:rPr>
+              <w:t>%</w:t>
+            </w:r>
+          </w:p>
+        </w:tc>
+        <w:tc>
+          <w:tcPr>
+            <w:tcW w:w="1646" w:type="dxa"/>
+            <w:tcBorders>
+              <w:top w:val="nil"/>
+              <w:left w:val="nil"/>
+              <w:bottom w:val="nil"/>
+              <w:right w:val="nil"/>
+            </w:tcBorders>
+            <w:noWrap/>
+            <w:vAlign w:val="bottom"/>
+          </w:tcPr>
+          <w:p>
+            <w:pPr>
+              <w:spacing w:after="0" w:line="240" w:lineRule="auto"/>
+              <w:jc w:val="right"/>
+              <w:rPr>
+                <w:rFonts w:ascii="Calibri" w:hAnsi="Calibri" w:eastAsia="Times New Roman" w:cs="Calibri"/>
+                <w:color w:val="000000"/>
+                <w:sz w:val="22"/>
+                <w:lang w:val="en-US"/>
+              </w:rPr>
+            </w:pPr>
+          </w:p>
+        </w:tc>
+        <w:tc>
+          <w:tcPr>
+            <w:tcW w:w="2680" w:type="dxa"/>
+            <w:tcBorders>
+              <w:top w:val="nil"/>
+              <w:left w:val="nil"/>
+              <w:bottom w:val="nil"/>
+              <w:right w:val="nil"/>
+            </w:tcBorders>
+            <w:noWrap/>
+            <w:vAlign w:val="bottom"/>
+          </w:tcPr>
+          <w:p>
+            <w:pPr>
+              <w:spacing w:after="0" w:line="240" w:lineRule="auto"/>
+              <w:rPr>
+                <w:rFonts w:ascii="Calibri" w:hAnsi="Calibri" w:eastAsia="Times New Roman" w:cs="Calibri"/>
+                <w:color w:val="000000"/>
+                <w:sz w:val="22"/>
+                <w:lang w:val="en-US"/>
+              </w:rPr>
+            </w:pPr>
+            <w:r>
+              <w:rPr>
+                <w:rFonts w:ascii="Calibri" w:hAnsi="Calibri" w:eastAsia="Times New Roman" w:cs="Calibri"/>
+                <w:color w:val="000000"/>
+                <w:sz w:val="22"/>
+                <w:lang w:val="en-US"/>
+              </w:rPr>
+              <w:t>BPE Total Amount</w:t>
+            </w:r>
+          </w:p>
+        </w:tc>
+        <w:tc>
+          <w:tcPr>
+            <w:tcW w:w="320" w:type="dxa"/>
+            <w:tcBorders>
+              <w:top w:val="nil"/>
+              <w:left w:val="nil"/>
+              <w:bottom w:val="nil"/>
+              <w:right w:val="nil"/>
+            </w:tcBorders>
+            <w:noWrap/>
+            <w:vAlign w:val="bottom"/>
+          </w:tcPr>
+          <w:p>
+            <w:pPr>
+              <w:spacing w:after="0" w:line="240" w:lineRule="auto"/>
+              <w:rPr>
+                <w:rFonts w:ascii="Calibri" w:hAnsi="Calibri" w:eastAsia="Times New Roman" w:cs="Calibri"/>
+                <w:color w:val="000000"/>
+                <w:sz w:val="22"/>
+                <w:lang w:val="en-US"/>
+              </w:rPr>
+            </w:pPr>
+            <w:r>
+              <w:rPr>
+                <w:rFonts w:ascii="Calibri" w:hAnsi="Calibri" w:eastAsia="Times New Roman" w:cs="Calibri"/>
+                <w:color w:val="000000"/>
+                <w:sz w:val="22"/>
+                <w:lang w:val="en-US"/>
+              </w:rPr>
+              <w:t>:</w:t>
+            </w:r>
+          </w:p>
+        </w:tc>
+        <w:tc>
+          <w:tcPr>
+            <w:tcW w:w="2760" w:type="dxa"/>
+            <w:tcBorders>
+              <w:top w:val="nil"/>
+              <w:left w:val="nil"/>
+              <w:bottom w:val="nil"/>
+              <w:right w:val="nil"/>
+            </w:tcBorders>
+            <w:noWrap/>
+            <w:vAlign w:val="bottom"/>
+          </w:tcPr>
+          <w:p>
+            <w:pPr>
+              <w:spacing w:after="0" w:line="240" w:lineRule="auto"/>
+              <w:jc w:val="right"/>
+              <w:rPr>
+                <w:rFonts w:hint="default" w:ascii="Calibri" w:hAnsi="Calibri" w:eastAsia="Times New Roman" w:cs="Calibri"/>
+                <w:color w:val="000000"/>
+                <w:sz w:val="22"/>
+                <w:lang w:val="en-US"/>
+              </w:rPr>
+            </w:pPr>
+            <w:r>
+              <w:rPr>
+                <w:rFonts w:hint="default" w:ascii="Calibri" w:hAnsi="Calibri" w:eastAsia="Times New Roman" w:cs="Calibri"/>
+                <w:color w:val="000000"/>
+                <w:sz w:val="22"/>
+                <w:lang w:val="en-US"/>
+              </w:rPr>
+              <w:t>{{BPETotalAmount}}</w:t>
+            </w:r>
+          </w:p>
+        </w:tc>
+      </w:tr>
+      <w:tr>
+        <w:tblPrEx>
+          <w:tblCellMar>
+            <w:top w:w="0" w:type="dxa"/>
+            <w:left w:w="108" w:type="dxa"/>
+            <w:bottom w:w="0" w:type="dxa"/>
+            <w:right w:w="108" w:type="dxa"/>
+          </w:tblCellMar>
+        </w:tblPrEx>
+        <w:trPr>
+          <w:trHeight w:val="288" w:hRule="atLeast"/>
+        </w:trPr>
+        <w:tc>
+          <w:tcPr>
+            <w:tcW w:w="3440" w:type="dxa"/>
+            <w:tcBorders>
+              <w:top w:val="nil"/>
+              <w:left w:val="nil"/>
+              <w:bottom w:val="nil"/>
+              <w:right w:val="nil"/>
+            </w:tcBorders>
+            <w:noWrap/>
+            <w:vAlign w:val="bottom"/>
+          </w:tcPr>
+          <w:p>
+            <w:pPr>
+              <w:spacing w:after="0" w:line="240" w:lineRule="auto"/>
+              <w:rPr>
+                <w:rFonts w:ascii="Calibri" w:hAnsi="Calibri" w:eastAsia="Times New Roman" w:cs="Calibri"/>
+                <w:color w:val="000000"/>
+                <w:sz w:val="22"/>
+                <w:lang w:val="en-US"/>
+              </w:rPr>
+            </w:pPr>
+            <w:r>
+              <w:rPr>
+                <w:rFonts w:ascii="Calibri" w:hAnsi="Calibri" w:eastAsia="Times New Roman" w:cs="Calibri"/>
+                <w:color w:val="000000"/>
+                <w:sz w:val="22"/>
+                <w:lang w:val="en-US"/>
+              </w:rPr>
+              <w:t>BPE Ratio (Max 35%)</w:t>
+            </w:r>
+          </w:p>
+        </w:tc>
+        <w:tc>
+          <w:tcPr>
+            <w:tcW w:w="340" w:type="dxa"/>
+            <w:tcBorders>
+              <w:top w:val="nil"/>
+              <w:left w:val="nil"/>
+              <w:bottom w:val="nil"/>
+              <w:right w:val="nil"/>
+            </w:tcBorders>
+            <w:noWrap/>
+            <w:vAlign w:val="bottom"/>
+          </w:tcPr>
+          <w:p>
+            <w:pPr>
+              <w:spacing w:after="0" w:line="240" w:lineRule="auto"/>
+              <w:rPr>
+                <w:rFonts w:ascii="Calibri" w:hAnsi="Calibri" w:eastAsia="Times New Roman" w:cs="Calibri"/>
+                <w:color w:val="000000"/>
+                <w:sz w:val="22"/>
+                <w:lang w:val="en-US"/>
+              </w:rPr>
+            </w:pPr>
+            <w:r>
+              <w:rPr>
+                <w:rFonts w:ascii="Calibri" w:hAnsi="Calibri" w:eastAsia="Times New Roman" w:cs="Calibri"/>
+                <w:color w:val="000000"/>
+                <w:sz w:val="22"/>
+                <w:lang w:val="en-US"/>
+              </w:rPr>
+              <w:t>:</w:t>
+            </w:r>
+          </w:p>
+        </w:tc>
+        <w:tc>
+          <w:tcPr>
+            <w:tcW w:w="1860" w:type="dxa"/>
+            <w:tcBorders>
+              <w:top w:val="nil"/>
+              <w:left w:val="nil"/>
+              <w:bottom w:val="nil"/>
+              <w:right w:val="nil"/>
+            </w:tcBorders>
+            <w:noWrap/>
+            <w:vAlign w:val="bottom"/>
+          </w:tcPr>
+          <w:p>
+            <w:pPr>
+              <w:spacing w:after="0" w:line="240" w:lineRule="auto"/>
+              <w:jc w:val="right"/>
+              <w:rPr>
+                <w:rFonts w:ascii="Calibri" w:hAnsi="Calibri" w:eastAsia="Times New Roman" w:cs="Calibri"/>
+                <w:color w:val="000000"/>
+                <w:sz w:val="22"/>
+                <w:lang w:val="en-US"/>
+              </w:rPr>
+            </w:pPr>
+            <w:r>
+              <w:rPr>
+                <w:rFonts w:hint="default" w:ascii="Calibri" w:hAnsi="Calibri" w:eastAsia="Times New Roman" w:cs="Calibri"/>
+                <w:color w:val="000000"/>
+                <w:sz w:val="22"/>
+                <w:lang w:val="en-US"/>
+              </w:rPr>
+              <w:t>{{BPERatio}}</w:t>
+            </w:r>
+            <w:r>
+              <w:rPr>
+                <w:rFonts w:ascii="Calibri" w:hAnsi="Calibri" w:eastAsia="Times New Roman" w:cs="Calibri"/>
+                <w:color w:val="000000"/>
+                <w:sz w:val="22"/>
+                <w:lang w:val="en-US"/>
+              </w:rPr>
+              <w:t>%</w:t>
+            </w:r>
+          </w:p>
+        </w:tc>
+        <w:tc>
+          <w:tcPr>
+            <w:tcW w:w="1646" w:type="dxa"/>
+            <w:tcBorders>
+              <w:top w:val="nil"/>
+              <w:left w:val="nil"/>
+              <w:bottom w:val="nil"/>
+              <w:right w:val="nil"/>
+            </w:tcBorders>
+            <w:noWrap/>
+            <w:vAlign w:val="bottom"/>
+          </w:tcPr>
+          <w:p>
+            <w:pPr>
+              <w:spacing w:after="0" w:line="240" w:lineRule="auto"/>
+              <w:jc w:val="right"/>
+              <w:rPr>
+                <w:rFonts w:ascii="Calibri" w:hAnsi="Calibri" w:eastAsia="Times New Roman" w:cs="Calibri"/>
+                <w:color w:val="000000"/>
+                <w:sz w:val="22"/>
+                <w:lang w:val="en-US"/>
+              </w:rPr>
+            </w:pPr>
+          </w:p>
+        </w:tc>
+        <w:tc>
+          <w:tcPr>
+            <w:tcW w:w="2680" w:type="dxa"/>
+            <w:tcBorders>
+              <w:top w:val="nil"/>
+              <w:left w:val="nil"/>
+              <w:bottom w:val="nil"/>
+              <w:right w:val="nil"/>
+            </w:tcBorders>
+            <w:noWrap/>
+            <w:vAlign w:val="bottom"/>
+          </w:tcPr>
+          <w:p>
+            <w:pPr>
+              <w:spacing w:after="0" w:line="240" w:lineRule="auto"/>
+              <w:rPr>
+                <w:rFonts w:ascii="Calibri" w:hAnsi="Calibri" w:eastAsia="Times New Roman" w:cs="Calibri"/>
+                <w:color w:val="000000"/>
+                <w:sz w:val="22"/>
+                <w:lang w:val="en-US"/>
+              </w:rPr>
+            </w:pPr>
+            <w:r>
+              <w:rPr>
+                <w:rFonts w:ascii="Calibri" w:hAnsi="Calibri" w:eastAsia="Times New Roman" w:cs="Calibri"/>
+                <w:color w:val="000000"/>
+                <w:sz w:val="22"/>
+                <w:lang w:val="en-US"/>
+              </w:rPr>
+              <w:t xml:space="preserve">BPE Effect </w:t>
+            </w:r>
+          </w:p>
+        </w:tc>
+        <w:tc>
+          <w:tcPr>
+            <w:tcW w:w="320" w:type="dxa"/>
+            <w:tcBorders>
+              <w:top w:val="nil"/>
+              <w:left w:val="nil"/>
+              <w:bottom w:val="nil"/>
+              <w:right w:val="nil"/>
+            </w:tcBorders>
+            <w:noWrap/>
+            <w:vAlign w:val="bottom"/>
+          </w:tcPr>
+          <w:p>
+            <w:pPr>
+              <w:spacing w:after="0" w:line="240" w:lineRule="auto"/>
+              <w:rPr>
+                <w:rFonts w:ascii="Calibri" w:hAnsi="Calibri" w:eastAsia="Times New Roman" w:cs="Calibri"/>
+                <w:color w:val="000000"/>
+                <w:sz w:val="22"/>
+                <w:lang w:val="en-US"/>
+              </w:rPr>
+            </w:pPr>
+            <w:r>
+              <w:rPr>
+                <w:rFonts w:ascii="Calibri" w:hAnsi="Calibri" w:eastAsia="Times New Roman" w:cs="Calibri"/>
+                <w:color w:val="000000"/>
+                <w:sz w:val="22"/>
+                <w:lang w:val="en-US"/>
+              </w:rPr>
+              <w:t>:</w:t>
+            </w:r>
+          </w:p>
+        </w:tc>
+        <w:tc>
+          <w:tcPr>
+            <w:tcW w:w="2760" w:type="dxa"/>
+            <w:tcBorders>
+              <w:top w:val="nil"/>
+              <w:left w:val="nil"/>
+              <w:bottom w:val="nil"/>
+              <w:right w:val="nil"/>
+            </w:tcBorders>
+            <w:noWrap/>
+            <w:vAlign w:val="bottom"/>
+          </w:tcPr>
+          <w:p>
+            <w:pPr>
+              <w:spacing w:after="0" w:line="240" w:lineRule="auto"/>
+              <w:jc w:val="right"/>
+              <w:rPr>
+                <w:rFonts w:ascii="Calibri" w:hAnsi="Calibri" w:eastAsia="Times New Roman" w:cs="Calibri"/>
+                <w:color w:val="000000"/>
+                <w:sz w:val="22"/>
+                <w:lang w:val="en-US"/>
+              </w:rPr>
+            </w:pPr>
+            <w:r>
+              <w:rPr>
+                <w:rFonts w:hint="default" w:ascii="Calibri" w:hAnsi="Calibri" w:eastAsia="Times New Roman" w:cs="Calibri"/>
+                <w:color w:val="000000"/>
+                <w:sz w:val="22"/>
+                <w:lang w:val="en-US"/>
+              </w:rPr>
+              <w:t>{{BPEEffect}}</w:t>
+            </w:r>
+            <w:r>
+              <w:rPr>
+                <w:rFonts w:ascii="Calibri" w:hAnsi="Calibri" w:eastAsia="Times New Roman" w:cs="Calibri"/>
+                <w:color w:val="000000"/>
+                <w:sz w:val="22"/>
+                <w:lang w:val="en-US"/>
+              </w:rPr>
+              <w:t>%</w:t>
+            </w:r>
+          </w:p>
+        </w:tc>
+      </w:tr>
+      <w:tr>
+        <w:tblPrEx>
+          <w:tblCellMar>
+            <w:top w:w="0" w:type="dxa"/>
+            <w:left w:w="108" w:type="dxa"/>
+            <w:bottom w:w="0" w:type="dxa"/>
+            <w:right w:w="108" w:type="dxa"/>
+          </w:tblCellMar>
+        </w:tblPrEx>
+        <w:trPr>
+          <w:trHeight w:val="288" w:hRule="atLeast"/>
+        </w:trPr>
+        <w:tc>
+          <w:tcPr>
+            <w:tcW w:w="3440" w:type="dxa"/>
+            <w:tcBorders>
+              <w:top w:val="nil"/>
+              <w:left w:val="nil"/>
+              <w:bottom w:val="nil"/>
+              <w:right w:val="nil"/>
+            </w:tcBorders>
+            <w:noWrap/>
+            <w:vAlign w:val="bottom"/>
+          </w:tcPr>
+          <w:p>
+            <w:pPr>
+              <w:spacing w:after="0" w:line="240" w:lineRule="auto"/>
+              <w:rPr>
+                <w:rFonts w:ascii="Calibri" w:hAnsi="Calibri" w:eastAsia="Times New Roman" w:cs="Calibri"/>
+                <w:color w:val="000000"/>
+                <w:sz w:val="22"/>
+                <w:lang w:val="en-US"/>
+              </w:rPr>
+            </w:pPr>
+            <w:r>
+              <w:rPr>
+                <w:rFonts w:ascii="Calibri" w:hAnsi="Calibri" w:eastAsia="Times New Roman" w:cs="Calibri"/>
+                <w:color w:val="000000"/>
+                <w:sz w:val="22"/>
+                <w:lang w:val="en-US"/>
+              </w:rPr>
+              <w:t xml:space="preserve">Insurance Premium usage ration </w:t>
+            </w:r>
+          </w:p>
+        </w:tc>
+        <w:tc>
+          <w:tcPr>
+            <w:tcW w:w="340" w:type="dxa"/>
+            <w:tcBorders>
+              <w:top w:val="nil"/>
+              <w:left w:val="nil"/>
+              <w:bottom w:val="nil"/>
+              <w:right w:val="nil"/>
+            </w:tcBorders>
+            <w:noWrap/>
+            <w:vAlign w:val="bottom"/>
+          </w:tcPr>
+          <w:p>
+            <w:pPr>
+              <w:spacing w:after="0" w:line="240" w:lineRule="auto"/>
+              <w:rPr>
+                <w:rFonts w:ascii="Calibri" w:hAnsi="Calibri" w:eastAsia="Times New Roman" w:cs="Calibri"/>
+                <w:color w:val="000000"/>
+                <w:sz w:val="22"/>
+                <w:lang w:val="en-US"/>
+              </w:rPr>
+            </w:pPr>
+            <w:r>
+              <w:rPr>
+                <w:rFonts w:ascii="Calibri" w:hAnsi="Calibri" w:eastAsia="Times New Roman" w:cs="Calibri"/>
+                <w:color w:val="000000"/>
+                <w:sz w:val="22"/>
+                <w:lang w:val="en-US"/>
+              </w:rPr>
+              <w:t>:</w:t>
+            </w:r>
+          </w:p>
+        </w:tc>
+        <w:tc>
+          <w:tcPr>
+            <w:tcW w:w="1860" w:type="dxa"/>
+            <w:tcBorders>
+              <w:top w:val="nil"/>
+              <w:left w:val="nil"/>
+              <w:bottom w:val="nil"/>
+              <w:right w:val="nil"/>
+            </w:tcBorders>
+            <w:noWrap/>
+            <w:vAlign w:val="bottom"/>
+          </w:tcPr>
+          <w:p>
+            <w:pPr>
+              <w:spacing w:after="0" w:line="240" w:lineRule="auto"/>
+              <w:jc w:val="right"/>
+              <w:rPr>
+                <w:rFonts w:ascii="Calibri" w:hAnsi="Calibri" w:eastAsia="Times New Roman" w:cs="Calibri"/>
+                <w:color w:val="000000"/>
+                <w:sz w:val="22"/>
+                <w:lang w:val="en-US"/>
+              </w:rPr>
+            </w:pPr>
+            <w:r>
+              <w:rPr>
+                <w:rFonts w:hint="default" w:ascii="Calibri" w:hAnsi="Calibri" w:eastAsia="Times New Roman" w:cs="Calibri"/>
+                <w:color w:val="000000"/>
+                <w:sz w:val="22"/>
+                <w:lang w:val="en-US"/>
+              </w:rPr>
+              <w:t>{{InsPremUsageRatio}}</w:t>
+            </w:r>
+            <w:r>
+              <w:rPr>
+                <w:rFonts w:ascii="Calibri" w:hAnsi="Calibri" w:eastAsia="Times New Roman" w:cs="Calibri"/>
+                <w:color w:val="000000"/>
+                <w:sz w:val="22"/>
+                <w:lang w:val="en-US"/>
+              </w:rPr>
+              <w:t>%</w:t>
+            </w:r>
+          </w:p>
+        </w:tc>
+        <w:tc>
+          <w:tcPr>
+            <w:tcW w:w="1646" w:type="dxa"/>
+            <w:tcBorders>
+              <w:top w:val="nil"/>
+              <w:left w:val="nil"/>
+              <w:bottom w:val="nil"/>
+              <w:right w:val="nil"/>
+            </w:tcBorders>
+            <w:noWrap/>
+            <w:vAlign w:val="bottom"/>
+          </w:tcPr>
+          <w:p>
+            <w:pPr>
+              <w:spacing w:after="0" w:line="240" w:lineRule="auto"/>
+              <w:jc w:val="right"/>
+              <w:rPr>
+                <w:rFonts w:ascii="Calibri" w:hAnsi="Calibri" w:eastAsia="Times New Roman" w:cs="Calibri"/>
+                <w:color w:val="000000"/>
+                <w:sz w:val="22"/>
+                <w:lang w:val="en-US"/>
+              </w:rPr>
+            </w:pPr>
+          </w:p>
+        </w:tc>
+        <w:tc>
+          <w:tcPr>
+            <w:tcW w:w="2680" w:type="dxa"/>
+            <w:tcBorders>
+              <w:top w:val="nil"/>
+              <w:left w:val="nil"/>
+              <w:bottom w:val="nil"/>
+              <w:right w:val="nil"/>
+            </w:tcBorders>
+            <w:noWrap/>
+            <w:vAlign w:val="bottom"/>
+          </w:tcPr>
+          <w:p>
+            <w:pPr>
+              <w:spacing w:after="0" w:line="240" w:lineRule="auto"/>
+              <w:rPr>
+                <w:rFonts w:ascii="Calibri" w:hAnsi="Calibri" w:eastAsia="Times New Roman" w:cs="Calibri"/>
+                <w:color w:val="000000"/>
+                <w:sz w:val="22"/>
+                <w:lang w:val="en-US"/>
+              </w:rPr>
+            </w:pPr>
+            <w:r>
+              <w:rPr>
+                <w:rFonts w:ascii="Calibri" w:hAnsi="Calibri" w:eastAsia="Times New Roman" w:cs="Calibri"/>
+                <w:color w:val="000000"/>
+                <w:sz w:val="22"/>
+                <w:lang w:val="en-US"/>
+              </w:rPr>
+              <w:t xml:space="preserve">BPE Income/ (Expense) </w:t>
+            </w:r>
+          </w:p>
+        </w:tc>
+        <w:tc>
+          <w:tcPr>
+            <w:tcW w:w="320" w:type="dxa"/>
+            <w:tcBorders>
+              <w:top w:val="nil"/>
+              <w:left w:val="nil"/>
+              <w:bottom w:val="nil"/>
+              <w:right w:val="nil"/>
+            </w:tcBorders>
+            <w:noWrap/>
+            <w:vAlign w:val="bottom"/>
+          </w:tcPr>
+          <w:p>
+            <w:pPr>
+              <w:spacing w:after="0" w:line="240" w:lineRule="auto"/>
+              <w:rPr>
+                <w:rFonts w:ascii="Calibri" w:hAnsi="Calibri" w:eastAsia="Times New Roman" w:cs="Calibri"/>
+                <w:color w:val="000000"/>
+                <w:sz w:val="22"/>
+                <w:lang w:val="en-US"/>
+              </w:rPr>
+            </w:pPr>
+            <w:r>
+              <w:rPr>
+                <w:rFonts w:ascii="Calibri" w:hAnsi="Calibri" w:eastAsia="Times New Roman" w:cs="Calibri"/>
+                <w:color w:val="000000"/>
+                <w:sz w:val="22"/>
+                <w:lang w:val="en-US"/>
+              </w:rPr>
+              <w:t>:</w:t>
+            </w:r>
+          </w:p>
+        </w:tc>
+        <w:tc>
+          <w:tcPr>
+            <w:tcW w:w="2760" w:type="dxa"/>
+            <w:tcBorders>
+              <w:top w:val="nil"/>
+              <w:left w:val="nil"/>
+              <w:bottom w:val="nil"/>
+              <w:right w:val="nil"/>
+            </w:tcBorders>
+            <w:noWrap/>
+            <w:vAlign w:val="bottom"/>
+          </w:tcPr>
+          <w:p>
+            <w:pPr>
+              <w:spacing w:after="0" w:line="240" w:lineRule="auto"/>
+              <w:jc w:val="right"/>
+              <w:rPr>
+                <w:rFonts w:hint="default" w:ascii="Calibri" w:hAnsi="Calibri" w:eastAsia="Times New Roman" w:cs="Calibri"/>
+                <w:color w:val="000000"/>
+                <w:sz w:val="22"/>
+                <w:lang w:val="en-US"/>
+              </w:rPr>
+            </w:pPr>
+            <w:r>
+              <w:rPr>
+                <w:rFonts w:hint="default" w:ascii="Calibri" w:hAnsi="Calibri" w:eastAsia="Times New Roman" w:cs="Calibri"/>
+                <w:color w:val="000000"/>
+                <w:sz w:val="22"/>
+                <w:lang w:val="en-US"/>
+              </w:rPr>
+              <w:t>{{BPEIncomeExpense}}</w:t>
+            </w:r>
+          </w:p>
+        </w:tc>
+      </w:tr>
+    </w:tbl>
+    <w:p>
+      <w:pPr>
+        <w:rPr>
+          <w:b/>
+          <w:bCs/>
+        </w:rPr>
+      </w:pPr>
+    </w:p>
+    <w:p>
+      <w:pPr>
+        <w:rPr>
+          <w:rFonts w:hint="default"/>
+          <w:b/>
+          <w:bCs/>
+          <w:lang w:val="en-US"/>
+        </w:rPr>
+      </w:pPr>
+      <w:r>
+        <w:rPr>
+          <w:rFonts w:hint="default"/>
+          <w:b/>
+          <w:bCs/>
+          <w:lang w:val="en-US"/>
+        </w:rPr>
+        <w:t>Internal fee</w:t>
       </w:r>
       <w:r>
         <w:rPr>
@@ -3347,25 +4689,15 @@
       </w:r>
       <w:r>
         <w:rPr>
+          <w:rFonts w:hint="default"/>
           <w:b/>
           <w:bCs/>
+          <w:lang w:val="en-US"/>
         </w:rPr>
         <w:tab/>
       </w:r>
-      <w:r>
-        <w:rPr>
-          <w:b/>
-          <w:bCs/>
-        </w:rPr>
-        <w:tab/>
-      </w:r>
-      <w:r>
-        <w:rPr>
-          <w:b/>
-          <w:bCs/>
-        </w:rPr>
-        <w:t xml:space="preserve">      </w:t>
-      </w:r>
+      <w:bookmarkStart w:id="0" w:name="_GoBack"/>
+      <w:bookmarkEnd w:id="0"/>
       <w:r>
         <w:rPr>
           <w:rFonts w:hint="default"/>
@@ -3373,29 +4705,13 @@
           <w:bCs/>
           <w:lang w:val="en-US"/>
         </w:rPr>
-        <w:tab/>
-      </w:r>
-      <w:r>
-        <w:rPr>
-          <w:rFonts w:hint="default"/>
-          <w:b/>
-          <w:bCs/>
-          <w:lang w:val="en-US"/>
-        </w:rPr>
-        <w:t xml:space="preserve">        </w:t>
-      </w:r>
-      <w:r>
-        <w:rPr>
-          <w:b/>
-          <w:bCs/>
-        </w:rPr>
-        <w:t>Referral Fee to Introducer (vs Finance Amount)</w:t>
+        <w:t>Non Internal Fee</w:t>
       </w:r>
     </w:p>
     <w:tbl>
       <w:tblPr>
         <w:tblStyle w:val="12"/>
-        <w:tblW w:w="13890" w:type="dxa"/>
+        <w:tblW w:w="9422" w:type="dxa"/>
         <w:tblInd w:w="0" w:type="dxa"/>
         <w:tblBorders>
           <w:top w:val="single" w:color="auto" w:sz="4" w:space="0"/>
@@ -3414,15 +4730,12 @@
         </w:tblCellMar>
       </w:tblPr>
       <w:tblGrid>
-        <w:gridCol w:w="1623"/>
+        <w:gridCol w:w="1358"/>
         <w:gridCol w:w="1729"/>
         <w:gridCol w:w="2126"/>
         <w:gridCol w:w="1984"/>
         <w:gridCol w:w="222"/>
-        <w:gridCol w:w="1466"/>
-        <w:gridCol w:w="1741"/>
-        <w:gridCol w:w="1773"/>
-        <w:gridCol w:w="2080"/>
+        <w:gridCol w:w="3067"/>
       </w:tblGrid>
       <w:tr>
         <w:tblPrEx>
@@ -3446,7 +4759,7 @@
         </w:trPr>
         <w:tc>
           <w:tcPr>
-            <w:tcW w:w="960" w:type="dxa"/>
+            <w:tcW w:w="1358" w:type="dxa"/>
             <w:shd w:val="clear" w:color="auto" w:fill="DBE5F1" w:themeFill="accent1" w:themeFillTint="33"/>
             <w:noWrap/>
             <w:vAlign w:val="bottom"/>
@@ -3485,7 +4798,7 @@
               <w:spacing w:after="0" w:line="240" w:lineRule="auto"/>
               <w:jc w:val="center"/>
               <w:rPr>
-                <w:rFonts w:ascii="Calibri" w:hAnsi="Calibri" w:eastAsia="Times New Roman" w:cs="Calibri"/>
+                <w:rFonts w:hint="default" w:ascii="Calibri" w:hAnsi="Calibri" w:eastAsia="Times New Roman" w:cs="Calibri"/>
                 <w:color w:val="000000"/>
                 <w:sz w:val="22"/>
                 <w:lang w:val="en-US"/>
@@ -3493,12 +4806,12 @@
             </w:pPr>
             <w:r>
               <w:rPr>
-                <w:rFonts w:ascii="Calibri" w:hAnsi="Calibri" w:eastAsia="Times New Roman" w:cs="Calibri"/>
+                <w:rFonts w:hint="default" w:ascii="Calibri" w:hAnsi="Calibri" w:eastAsia="Times New Roman" w:cs="Calibri"/>
                 <w:color w:val="000000"/>
                 <w:sz w:val="22"/>
                 <w:lang w:val="en-US"/>
               </w:rPr>
-              <w:t>Commission</w:t>
+              <w:t>Fee</w:t>
             </w:r>
           </w:p>
         </w:tc>
@@ -3522,12 +4835,21 @@
             </w:pPr>
             <w:r>
               <w:rPr>
+                <w:rFonts w:hint="default" w:ascii="Calibri" w:hAnsi="Calibri" w:eastAsia="Times New Roman" w:cs="Calibri"/>
+                <w:color w:val="000000"/>
+                <w:sz w:val="22"/>
+                <w:lang w:val="en-US"/>
+              </w:rPr>
+              <w:t>Fee</w:t>
+            </w:r>
+            <w:r>
+              <w:rPr>
                 <w:rFonts w:ascii="Calibri" w:hAnsi="Calibri" w:eastAsia="Times New Roman" w:cs="Calibri"/>
                 <w:color w:val="000000"/>
                 <w:sz w:val="22"/>
                 <w:lang w:val="en-US"/>
               </w:rPr>
-              <w:t>Commission Rate</w:t>
+              <w:t xml:space="preserve"> Rate</w:t>
             </w:r>
           </w:p>
         </w:tc>
@@ -3546,7 +4868,7 @@
               <w:spacing w:after="0" w:line="240" w:lineRule="auto"/>
               <w:jc w:val="center"/>
               <w:rPr>
-                <w:rFonts w:ascii="Calibri" w:hAnsi="Calibri" w:eastAsia="Times New Roman" w:cs="Calibri"/>
+                <w:rFonts w:hint="default" w:ascii="Calibri" w:hAnsi="Calibri" w:eastAsia="Times New Roman" w:cs="Calibri"/>
                 <w:color w:val="000000"/>
                 <w:sz w:val="22"/>
                 <w:lang w:val="en-US"/>
@@ -3554,18 +4876,18 @@
             </w:pPr>
             <w:r>
               <w:rPr>
-                <w:rFonts w:ascii="Calibri" w:hAnsi="Calibri" w:eastAsia="Times New Roman" w:cs="Calibri"/>
+                <w:rFonts w:hint="default" w:ascii="Calibri" w:hAnsi="Calibri" w:eastAsia="Times New Roman" w:cs="Calibri"/>
                 <w:color w:val="000000"/>
                 <w:sz w:val="22"/>
                 <w:lang w:val="en-US"/>
               </w:rPr>
-              <w:t>Commission Rate</w:t>
+              <w:t>Fee Amount</w:t>
             </w:r>
           </w:p>
         </w:tc>
         <w:tc>
           <w:tcPr>
-            <w:tcW w:w="851" w:type="dxa"/>
+            <w:tcW w:w="783" w:type="dxa"/>
             <w:tcBorders>
               <w:top w:val="nil"/>
               <w:left w:val="single" w:color="auto" w:sz="4" w:space="0"/>
@@ -3588,7 +4910,7 @@
         </w:tc>
         <w:tc>
           <w:tcPr>
-            <w:tcW w:w="1560" w:type="dxa"/>
+            <w:tcW w:w="1442" w:type="dxa"/>
             <w:tcBorders>
               <w:left w:val="single" w:color="auto" w:sz="4" w:space="0"/>
               <w:bottom w:val="single" w:color="auto" w:sz="4" w:space="0"/>
@@ -3602,75 +4924,10 @@
             </w:pPr>
             <w:r>
               <w:rPr>
-                <w:rFonts w:ascii="Calibri" w:hAnsi="Calibri" w:eastAsia="Times New Roman" w:cs="Calibri"/>
-                <w:color w:val="000000"/>
-                <w:sz w:val="22"/>
-                <w:lang w:val="en-US"/>
-              </w:rPr>
-              <w:t>No</w:t>
-            </w:r>
-          </w:p>
-        </w:tc>
-        <w:tc>
-          <w:tcPr>
-            <w:tcW w:w="1560" w:type="dxa"/>
-            <w:shd w:val="clear" w:color="auto" w:fill="DBE5F1" w:themeFill="accent1" w:themeFillTint="33"/>
-            <w:vAlign w:val="bottom"/>
-          </w:tcPr>
-          <w:p>
-            <w:pPr>
-              <w:spacing w:after="0" w:line="240" w:lineRule="auto"/>
-            </w:pPr>
-            <w:r>
-              <w:rPr>
-                <w:rFonts w:ascii="Calibri" w:hAnsi="Calibri" w:eastAsia="Times New Roman" w:cs="Calibri"/>
-                <w:color w:val="000000"/>
-                <w:sz w:val="22"/>
-                <w:lang w:val="en-US"/>
-              </w:rPr>
-              <w:t>Introducer Name</w:t>
-            </w:r>
-          </w:p>
-        </w:tc>
-        <w:tc>
-          <w:tcPr>
-            <w:tcW w:w="1560" w:type="dxa"/>
-            <w:shd w:val="clear" w:color="auto" w:fill="DBE5F1" w:themeFill="accent1" w:themeFillTint="33"/>
-            <w:vAlign w:val="bottom"/>
-          </w:tcPr>
-          <w:p>
-            <w:pPr>
-              <w:spacing w:after="0" w:line="240" w:lineRule="auto"/>
-            </w:pPr>
-            <w:r>
-              <w:rPr>
-                <w:rFonts w:ascii="Calibri" w:hAnsi="Calibri" w:eastAsia="Times New Roman" w:cs="Calibri"/>
-                <w:color w:val="000000"/>
-                <w:sz w:val="22"/>
-                <w:lang w:val="en-US"/>
-              </w:rPr>
-              <w:t>Rate</w:t>
-            </w:r>
-          </w:p>
-        </w:tc>
-        <w:tc>
-          <w:tcPr>
-            <w:tcW w:w="1560" w:type="dxa"/>
-            <w:shd w:val="clear" w:color="auto" w:fill="DBE5F1" w:themeFill="accent1" w:themeFillTint="33"/>
-            <w:vAlign w:val="bottom"/>
-          </w:tcPr>
-          <w:p>
-            <w:pPr>
-              <w:spacing w:after="0" w:line="240" w:lineRule="auto"/>
-            </w:pPr>
-            <w:r>
-              <w:rPr>
-                <w:rFonts w:ascii="Calibri" w:hAnsi="Calibri" w:eastAsia="Times New Roman" w:cs="Calibri"/>
-                <w:color w:val="000000"/>
-                <w:sz w:val="22"/>
-                <w:lang w:val="en-US"/>
-              </w:rPr>
-              <w:t>Amount</w:t>
+                <w:rFonts w:hint="default"/>
+                <w:lang w:val="en-US"/>
+              </w:rPr>
+              <w:t>{{#hc:NonFeeList}}{{Header}}</w:t>
             </w:r>
           </w:p>
         </w:tc>
@@ -3697,7 +4954,7 @@
         </w:trPr>
         <w:tc>
           <w:tcPr>
-            <w:tcW w:w="960" w:type="dxa"/>
+            <w:tcW w:w="1358" w:type="dxa"/>
             <w:noWrap/>
             <w:vAlign w:val="bottom"/>
           </w:tcPr>
@@ -3728,7 +4985,7 @@
                 <w:sz w:val="22"/>
                 <w:lang w:val="en-US"/>
               </w:rPr>
-              <w:t>{{#t:CommList}}</w:t>
+              <w:t>{{#t:FeeList}}</w:t>
             </w:r>
           </w:p>
           <w:p>
@@ -3749,7 +5006,7 @@
                 <w:sz w:val="22"/>
                 <w:lang w:val="en-US"/>
               </w:rPr>
-              <w:t>{{CommNo}}</w:t>
+              <w:t>{{FeeNo}}</w:t>
             </w:r>
           </w:p>
         </w:tc>
@@ -3763,7 +5020,7 @@
             <w:pPr>
               <w:spacing w:after="0" w:line="240" w:lineRule="auto"/>
               <w:rPr>
-                <w:rFonts w:hint="default" w:ascii="Calibri" w:hAnsi="Calibri" w:eastAsia="Times New Roman" w:cs="Calibri"/>
+                <w:rFonts w:ascii="Calibri" w:hAnsi="Calibri" w:eastAsia="Times New Roman" w:cs="Calibri"/>
                 <w:color w:val="000000"/>
                 <w:sz w:val="22"/>
                 <w:lang w:val="en-US"/>
@@ -3776,7 +5033,16 @@
                 <w:sz w:val="22"/>
                 <w:lang w:val="en-US"/>
               </w:rPr>
-              <w:t>{{CommName}}</w:t>
+              <w:t>{{FeeName}}</w:t>
+            </w:r>
+            <w:r>
+              <w:rPr>
+                <w:rFonts w:ascii="Calibri" w:hAnsi="Calibri" w:eastAsia="Times New Roman" w:cs="Calibri"/>
+                <w:color w:val="000000"/>
+                <w:sz w:val="22"/>
+                <w:lang w:val="en-US"/>
+              </w:rPr>
+              <w:t xml:space="preserve"> </w:t>
             </w:r>
           </w:p>
         </w:tc>
@@ -3804,7 +5070,7 @@
                 <w:sz w:val="22"/>
                 <w:lang w:val="en-US"/>
               </w:rPr>
-              <w:t>{{CommRate}}</w:t>
+              <w:t>{{FeeRate}}</w:t>
             </w:r>
             <w:r>
               <w:rPr>
@@ -3831,7 +5097,7 @@
               <w:spacing w:after="0" w:line="240" w:lineRule="auto"/>
               <w:jc w:val="right"/>
               <w:rPr>
-                <w:rFonts w:hint="default" w:ascii="Calibri" w:hAnsi="Calibri" w:eastAsia="Times New Roman" w:cs="Calibri"/>
+                <w:rFonts w:ascii="Calibri" w:hAnsi="Calibri" w:eastAsia="Times New Roman" w:cs="Calibri"/>
                 <w:color w:val="000000"/>
                 <w:sz w:val="22"/>
                 <w:lang w:val="en-US"/>
@@ -3844,13 +5110,13 @@
                 <w:sz w:val="22"/>
                 <w:lang w:val="en-US"/>
               </w:rPr>
-              <w:t>{{CommAmount}}</w:t>
+              <w:t>{{FeeAmount}}</w:t>
             </w:r>
           </w:p>
         </w:tc>
         <w:tc>
           <w:tcPr>
-            <w:tcW w:w="851" w:type="dxa"/>
+            <w:tcW w:w="783" w:type="dxa"/>
             <w:tcBorders>
               <w:top w:val="nil"/>
               <w:left w:val="single" w:color="auto" w:sz="4" w:space="0"/>
@@ -3873,7 +5139,7 @@
         </w:tc>
         <w:tc>
           <w:tcPr>
-            <w:tcW w:w="1560" w:type="dxa"/>
+            <w:tcW w:w="1442" w:type="dxa"/>
             <w:tcBorders>
               <w:left w:val="single" w:color="auto" w:sz="4" w:space="0"/>
             </w:tcBorders>
@@ -3882,116 +5148,49 @@
           <w:p>
             <w:pPr>
               <w:spacing w:after="0" w:line="240" w:lineRule="auto"/>
-              <w:jc w:val="center"/>
-              <w:rPr>
-                <w:rFonts w:hint="default" w:ascii="Calibri" w:hAnsi="Calibri" w:eastAsia="Times New Roman" w:cs="Calibri"/>
-                <w:color w:val="000000"/>
-                <w:sz w:val="22"/>
-                <w:lang w:val="en-US"/>
-              </w:rPr>
             </w:pPr>
             <w:r>
               <w:rPr>
-                <w:rFonts w:hint="default" w:ascii="Calibri" w:hAnsi="Calibri" w:eastAsia="Times New Roman" w:cs="Calibri"/>
-                <w:color w:val="000000"/>
+                <w:rFonts w:hint="default" w:ascii="Calibri" w:hAnsi="Calibri" w:cs="Calibri"/>
                 <w:sz w:val="22"/>
-                <w:lang w:val="en-US"/>
-              </w:rPr>
-              <w:t>{{#t:ReffList}}</w:t>
-            </w:r>
-          </w:p>
-          <w:p>
-            <w:pPr>
-              <w:spacing w:after="0" w:line="240" w:lineRule="auto"/>
-            </w:pPr>
-            <w:r>
-              <w:rPr>
-                <w:rFonts w:hint="default" w:ascii="Calibri" w:hAnsi="Calibri" w:eastAsia="Times New Roman" w:cs="Calibri"/>
-                <w:color w:val="000000"/>
-                <w:sz w:val="22"/>
-                <w:lang w:val="en-US"/>
-              </w:rPr>
-              <w:t>{{ReferralNo}}</w:t>
-            </w:r>
-          </w:p>
-        </w:tc>
-        <w:tc>
-          <w:tcPr>
-            <w:tcW w:w="1560" w:type="dxa"/>
-            <w:vAlign w:val="bottom"/>
-          </w:tcPr>
-          <w:p>
-            <w:pPr>
-              <w:spacing w:after="0" w:line="240" w:lineRule="auto"/>
-            </w:pPr>
-            <w:r>
-              <w:rPr>
-                <w:rFonts w:hint="default" w:ascii="Calibri" w:hAnsi="Calibri" w:eastAsia="Times New Roman" w:cs="Calibri"/>
-                <w:color w:val="000000"/>
-                <w:sz w:val="22"/>
-                <w:lang w:val="en-US"/>
-              </w:rPr>
-              <w:t>{{ReferralName}}</w:t>
+                <w:szCs w:val="22"/>
+                <w:lang w:val="en-US"/>
+              </w:rPr>
+              <w:t>{{#t:</w:t>
             </w:r>
             <w:r>
               <w:rPr>
-                <w:rFonts w:ascii="Calibri" w:hAnsi="Calibri" w:eastAsia="Times New Roman" w:cs="Calibri"/>
+                <w:rFonts w:hint="default" w:ascii="Calibri" w:hAnsi="Calibri" w:eastAsia="Times New Roman" w:cs="Calibri"/>
                 <w:color w:val="000000"/>
                 <w:sz w:val="22"/>
                 <w:lang w:val="en-US"/>
               </w:rPr>
-              <w:t xml:space="preserve"> </w:t>
-            </w:r>
-          </w:p>
-        </w:tc>
-        <w:tc>
-          <w:tcPr>
-            <w:tcW w:w="1560" w:type="dxa"/>
-            <w:vAlign w:val="bottom"/>
-          </w:tcPr>
-          <w:p>
-            <w:pPr>
-              <w:spacing w:after="0" w:line="240" w:lineRule="auto"/>
-            </w:pPr>
-            <w:r>
-              <w:rPr>
-                <w:rFonts w:hint="default" w:ascii="Calibri" w:hAnsi="Calibri" w:eastAsia="Times New Roman" w:cs="Calibri"/>
-                <w:color w:val="000000"/>
-                <w:sz w:val="22"/>
-                <w:lang w:val="en-US"/>
-              </w:rPr>
-              <w:t>{{ReferralRate}}</w:t>
+              <w:t>FeeList</w:t>
             </w:r>
             <w:r>
               <w:rPr>
-                <w:rFonts w:ascii="Calibri" w:hAnsi="Calibri" w:eastAsia="Times New Roman" w:cs="Calibri"/>
-                <w:color w:val="000000"/>
+                <w:rFonts w:hint="default" w:ascii="Calibri" w:hAnsi="Calibri" w:cs="Calibri"/>
                 <w:sz w:val="22"/>
-                <w:lang w:val="en-US"/>
-              </w:rPr>
-              <w:t>%</w:t>
+                <w:szCs w:val="22"/>
+                <w:lang w:val="en-US"/>
+              </w:rPr>
+              <w:t>}} {{#hc:</w:t>
             </w:r>
-          </w:p>
-        </w:tc>
-        <w:tc>
-          <w:tcPr>
-            <w:tcW w:w="1560" w:type="dxa"/>
-            <w:vAlign w:val="bottom"/>
-          </w:tcPr>
-          <w:p>
-            <w:pPr>
-              <w:spacing w:after="0" w:line="240" w:lineRule="auto"/>
+            <w:r>
               <w:rPr>
                 <w:rFonts w:hint="default"/>
                 <w:lang w:val="en-US"/>
               </w:rPr>
-            </w:pPr>
+              <w:t>NonFeeList</w:t>
+            </w:r>
             <w:r>
               <w:rPr>
-                <w:rFonts w:hint="default"/>
-                <w:lang w:val="en-US"/>
-              </w:rPr>
-              <w:t>{{ReferralAmount}}</w:t>
+                <w:rFonts w:hint="default" w:ascii="Calibri" w:hAnsi="Calibri" w:cs="Calibri"/>
+                <w:sz w:val="22"/>
+                <w:szCs w:val="22"/>
+                <w:lang w:val="en-US"/>
+              </w:rPr>
+              <w:t>}} {{PropName}}</w:t>
             </w:r>
           </w:p>
         </w:tc>
@@ -3999,14 +5198,31 @@
     </w:tbl>
     <w:p>
       <w:pPr>
-        <w:spacing w:line="240" w:lineRule="auto"/>
+        <w:tabs>
+          <w:tab w:val="left" w:pos="2443"/>
+        </w:tabs>
+      </w:pPr>
+    </w:p>
+    <w:p>
+      <w:pPr>
+        <w:tabs>
+          <w:tab w:val="left" w:pos="2443"/>
+        </w:tabs>
       </w:pPr>
     </w:p>
     <w:tbl>
       <w:tblPr>
         <w:tblStyle w:val="12"/>
-        <w:tblW w:w="13046" w:type="dxa"/>
-        <w:tblInd w:w="0" w:type="dxa"/>
+        <w:tblW w:w="14459" w:type="dxa"/>
+        <w:tblInd w:w="-5" w:type="dxa"/>
+        <w:tblBorders>
+          <w:top w:val="none" w:color="auto" w:sz="0" w:space="0"/>
+          <w:left w:val="none" w:color="auto" w:sz="0" w:space="0"/>
+          <w:bottom w:val="none" w:color="auto" w:sz="0" w:space="0"/>
+          <w:right w:val="none" w:color="auto" w:sz="0" w:space="0"/>
+          <w:insideH w:val="none" w:color="auto" w:sz="0" w:space="0"/>
+          <w:insideV w:val="none" w:color="auto" w:sz="0" w:space="0"/>
+        </w:tblBorders>
         <w:tblLayout w:type="autofit"/>
         <w:tblCellMar>
           <w:top w:w="0" w:type="dxa"/>
@@ -4016,16 +5232,24 @@
         </w:tblCellMar>
       </w:tblPr>
       <w:tblGrid>
-        <w:gridCol w:w="3440"/>
-        <w:gridCol w:w="340"/>
-        <w:gridCol w:w="2394"/>
-        <w:gridCol w:w="1646"/>
-        <w:gridCol w:w="2680"/>
-        <w:gridCol w:w="320"/>
-        <w:gridCol w:w="2760"/>
+        <w:gridCol w:w="3784"/>
+        <w:gridCol w:w="374"/>
+        <w:gridCol w:w="2046"/>
+        <w:gridCol w:w="1904"/>
+        <w:gridCol w:w="2963"/>
+        <w:gridCol w:w="352"/>
+        <w:gridCol w:w="3036"/>
       </w:tblGrid>
       <w:tr>
         <w:tblPrEx>
+          <w:tblBorders>
+            <w:top w:val="none" w:color="auto" w:sz="0" w:space="0"/>
+            <w:left w:val="none" w:color="auto" w:sz="0" w:space="0"/>
+            <w:bottom w:val="none" w:color="auto" w:sz="0" w:space="0"/>
+            <w:right w:val="none" w:color="auto" w:sz="0" w:space="0"/>
+            <w:insideH w:val="none" w:color="auto" w:sz="0" w:space="0"/>
+            <w:insideV w:val="none" w:color="auto" w:sz="0" w:space="0"/>
+          </w:tblBorders>
           <w:tblCellMar>
             <w:top w:w="0" w:type="dxa"/>
             <w:left w:w="108" w:type="dxa"/>
@@ -4058,6 +5282,17 @@
                 <w:lang w:val="en-US"/>
               </w:rPr>
             </w:pPr>
+          </w:p>
+          <w:p>
+            <w:pPr>
+              <w:spacing w:after="0" w:line="240" w:lineRule="auto"/>
+              <w:rPr>
+                <w:rFonts w:ascii="Calibri" w:hAnsi="Calibri" w:eastAsia="Times New Roman" w:cs="Calibri"/>
+                <w:color w:val="000000"/>
+                <w:sz w:val="22"/>
+                <w:lang w:val="en-US"/>
+              </w:rPr>
+            </w:pPr>
             <w:r>
               <w:rPr>
                 <w:rFonts w:ascii="Calibri" w:hAnsi="Calibri" w:eastAsia="Times New Roman" w:cs="Calibri"/>
@@ -4065,7 +5300,25 @@
                 <w:sz w:val="22"/>
                 <w:lang w:val="en-US"/>
               </w:rPr>
-              <w:t>BPE Total (% of Net Finance)</w:t>
+              <w:t xml:space="preserve">Non Interest </w:t>
+            </w:r>
+            <w:r>
+              <w:rPr>
+                <w:rFonts w:hint="default" w:ascii="Calibri" w:hAnsi="Calibri" w:eastAsia="Times New Roman" w:cs="Calibri"/>
+                <w:color w:val="000000"/>
+                <w:sz w:val="22"/>
+                <w:lang w:val="en-US"/>
+              </w:rPr>
+              <w:t>Income</w:t>
+            </w:r>
+            <w:r>
+              <w:rPr>
+                <w:rFonts w:ascii="Calibri" w:hAnsi="Calibri" w:eastAsia="Times New Roman" w:cs="Calibri"/>
+                <w:color w:val="000000"/>
+                <w:sz w:val="22"/>
+                <w:lang w:val="en-US"/>
+              </w:rPr>
+              <w:t xml:space="preserve"> </w:t>
             </w:r>
           </w:p>
         </w:tc>
@@ -4119,7 +5372,7 @@
               <w:spacing w:after="0" w:line="240" w:lineRule="auto"/>
               <w:jc w:val="right"/>
               <w:rPr>
-                <w:rFonts w:ascii="Calibri" w:hAnsi="Calibri" w:eastAsia="Times New Roman" w:cs="Calibri"/>
+                <w:rFonts w:hint="default" w:ascii="Calibri" w:hAnsi="Calibri" w:eastAsia="Times New Roman" w:cs="Calibri"/>
                 <w:color w:val="000000"/>
                 <w:sz w:val="22"/>
                 <w:lang w:val="en-US"/>
@@ -4132,22 +5385,13 @@
                 <w:sz w:val="22"/>
                 <w:lang w:val="en-US"/>
               </w:rPr>
-              <w:t>{{BPETotal}}</w:t>
-            </w:r>
-            <w:r>
-              <w:rPr>
-                <w:rFonts w:ascii="Calibri" w:hAnsi="Calibri" w:eastAsia="Times New Roman" w:cs="Calibri"/>
-                <w:color w:val="000000"/>
-                <w:sz w:val="22"/>
-                <w:lang w:val="en-US"/>
-              </w:rPr>
-              <w:t>%</w:t>
+              <w:t>{{NonIntIncome}}</w:t>
             </w:r>
           </w:p>
         </w:tc>
         <w:tc>
           <w:tcPr>
-            <w:tcW w:w="1646" w:type="dxa"/>
+            <w:tcW w:w="1731" w:type="dxa"/>
             <w:tcBorders>
               <w:top w:val="nil"/>
               <w:left w:val="nil"/>
@@ -4160,7 +5404,6 @@
           <w:p>
             <w:pPr>
               <w:spacing w:after="0" w:line="240" w:lineRule="auto"/>
-              <w:jc w:val="right"/>
               <w:rPr>
                 <w:rFonts w:ascii="Calibri" w:hAnsi="Calibri" w:eastAsia="Times New Roman" w:cs="Calibri"/>
                 <w:color w:val="000000"/>
@@ -4172,7 +5415,7 @@
         </w:tc>
         <w:tc>
           <w:tcPr>
-            <w:tcW w:w="2680" w:type="dxa"/>
+            <w:tcW w:w="2694" w:type="dxa"/>
             <w:tcBorders>
               <w:top w:val="nil"/>
               <w:left w:val="nil"/>
@@ -4199,7 +5442,7 @@
                 <w:sz w:val="22"/>
                 <w:lang w:val="en-US"/>
               </w:rPr>
-              <w:t>BPE Total Amount</w:t>
+              <w:t xml:space="preserve">Non Interest Expense </w:t>
             </w:r>
           </w:p>
         </w:tc>
@@ -4266,13 +5509,21 @@
                 <w:sz w:val="22"/>
                 <w:lang w:val="en-US"/>
               </w:rPr>
-              <w:t>{{BPETotalAmount}}</w:t>
+              <w:t>{{NonIntExp}}</w:t>
             </w:r>
           </w:p>
         </w:tc>
       </w:tr>
       <w:tr>
         <w:tblPrEx>
+          <w:tblBorders>
+            <w:top w:val="none" w:color="auto" w:sz="0" w:space="0"/>
+            <w:left w:val="none" w:color="auto" w:sz="0" w:space="0"/>
+            <w:bottom w:val="none" w:color="auto" w:sz="0" w:space="0"/>
+            <w:right w:val="none" w:color="auto" w:sz="0" w:space="0"/>
+            <w:insideH w:val="none" w:color="auto" w:sz="0" w:space="0"/>
+            <w:insideV w:val="none" w:color="auto" w:sz="0" w:space="0"/>
+          </w:tblBorders>
           <w:tblCellMar>
             <w:top w:w="0" w:type="dxa"/>
             <w:left w:w="108" w:type="dxa"/>
@@ -4312,7 +5563,7 @@
                 <w:sz w:val="22"/>
                 <w:lang w:val="en-US"/>
               </w:rPr>
-              <w:t>BPE Ratio (Max 35%)</w:t>
+              <w:t xml:space="preserve">Non Interest Effect Rate </w:t>
             </w:r>
           </w:p>
         </w:tc>
@@ -4366,7 +5617,7 @@
               <w:spacing w:after="0" w:line="240" w:lineRule="auto"/>
               <w:jc w:val="right"/>
               <w:rPr>
-                <w:rFonts w:ascii="Calibri" w:hAnsi="Calibri" w:eastAsia="Times New Roman" w:cs="Calibri"/>
+                <w:rFonts w:hint="default" w:ascii="Calibri" w:hAnsi="Calibri" w:eastAsia="Times New Roman" w:cs="Calibri"/>
                 <w:color w:val="000000"/>
                 <w:sz w:val="22"/>
                 <w:lang w:val="en-US"/>
@@ -4379,22 +5630,13 @@
                 <w:sz w:val="22"/>
                 <w:lang w:val="en-US"/>
               </w:rPr>
-              <w:t>{{BPERatio}}</w:t>
-            </w:r>
-            <w:r>
-              <w:rPr>
-                <w:rFonts w:ascii="Calibri" w:hAnsi="Calibri" w:eastAsia="Times New Roman" w:cs="Calibri"/>
-                <w:color w:val="000000"/>
-                <w:sz w:val="22"/>
-                <w:lang w:val="en-US"/>
-              </w:rPr>
-              <w:t>%</w:t>
+              <w:t>{{NonIntEffRate}}</w:t>
             </w:r>
           </w:p>
         </w:tc>
         <w:tc>
           <w:tcPr>
-            <w:tcW w:w="1646" w:type="dxa"/>
+            <w:tcW w:w="1731" w:type="dxa"/>
             <w:tcBorders>
               <w:top w:val="nil"/>
               <w:left w:val="nil"/>
@@ -4419,7 +5661,7 @@
         </w:tc>
         <w:tc>
           <w:tcPr>
-            <w:tcW w:w="2680" w:type="dxa"/>
+            <w:tcW w:w="2694" w:type="dxa"/>
             <w:tcBorders>
               <w:top w:val="nil"/>
               <w:left w:val="nil"/>
@@ -4446,7 +5688,7 @@
                 <w:sz w:val="22"/>
                 <w:lang w:val="en-US"/>
               </w:rPr>
-              <w:t xml:space="preserve">BPE Effect </w:t>
+              <w:t>Non Interest Effect Amount</w:t>
             </w:r>
           </w:p>
         </w:tc>
@@ -4500,7 +5742,7 @@
               <w:spacing w:after="0" w:line="240" w:lineRule="auto"/>
               <w:jc w:val="right"/>
               <w:rPr>
-                <w:rFonts w:ascii="Calibri" w:hAnsi="Calibri" w:eastAsia="Times New Roman" w:cs="Calibri"/>
+                <w:rFonts w:hint="default" w:ascii="Calibri" w:hAnsi="Calibri" w:eastAsia="Times New Roman" w:cs="Calibri"/>
                 <w:color w:val="000000"/>
                 <w:sz w:val="22"/>
                 <w:lang w:val="en-US"/>
@@ -4513,263 +5755,7 @@
                 <w:sz w:val="22"/>
                 <w:lang w:val="en-US"/>
               </w:rPr>
-              <w:t>{{BPEEffect}}</w:t>
-            </w:r>
-            <w:r>
-              <w:rPr>
-                <w:rFonts w:ascii="Calibri" w:hAnsi="Calibri" w:eastAsia="Times New Roman" w:cs="Calibri"/>
-                <w:color w:val="000000"/>
-                <w:sz w:val="22"/>
-                <w:lang w:val="en-US"/>
-              </w:rPr>
-              <w:t>%</w:t>
-            </w:r>
-          </w:p>
-        </w:tc>
-      </w:tr>
-      <w:tr>
-        <w:tblPrEx>
-          <w:tblCellMar>
-            <w:top w:w="0" w:type="dxa"/>
-            <w:left w:w="108" w:type="dxa"/>
-            <w:bottom w:w="0" w:type="dxa"/>
-            <w:right w:w="108" w:type="dxa"/>
-          </w:tblCellMar>
-        </w:tblPrEx>
-        <w:trPr>
-          <w:trHeight w:val="288" w:hRule="atLeast"/>
-        </w:trPr>
-        <w:tc>
-          <w:tcPr>
-            <w:tcW w:w="3440" w:type="dxa"/>
-            <w:tcBorders>
-              <w:top w:val="nil"/>
-              <w:left w:val="nil"/>
-              <w:bottom w:val="nil"/>
-              <w:right w:val="nil"/>
-            </w:tcBorders>
-            <w:noWrap/>
-            <w:vAlign w:val="bottom"/>
-          </w:tcPr>
-          <w:p>
-            <w:pPr>
-              <w:spacing w:after="0" w:line="240" w:lineRule="auto"/>
-              <w:rPr>
-                <w:rFonts w:ascii="Calibri" w:hAnsi="Calibri" w:eastAsia="Times New Roman" w:cs="Calibri"/>
-                <w:color w:val="000000"/>
-                <w:sz w:val="22"/>
-                <w:lang w:val="en-US"/>
-              </w:rPr>
-            </w:pPr>
-            <w:r>
-              <w:rPr>
-                <w:rFonts w:ascii="Calibri" w:hAnsi="Calibri" w:eastAsia="Times New Roman" w:cs="Calibri"/>
-                <w:color w:val="000000"/>
-                <w:sz w:val="22"/>
-                <w:lang w:val="en-US"/>
-              </w:rPr>
-              <w:t xml:space="preserve">Insurance Premium usage ration </w:t>
-            </w:r>
-          </w:p>
-        </w:tc>
-        <w:tc>
-          <w:tcPr>
-            <w:tcW w:w="340" w:type="dxa"/>
-            <w:tcBorders>
-              <w:top w:val="nil"/>
-              <w:left w:val="nil"/>
-              <w:bottom w:val="nil"/>
-              <w:right w:val="nil"/>
-            </w:tcBorders>
-            <w:noWrap/>
-            <w:vAlign w:val="bottom"/>
-          </w:tcPr>
-          <w:p>
-            <w:pPr>
-              <w:spacing w:after="0" w:line="240" w:lineRule="auto"/>
-              <w:rPr>
-                <w:rFonts w:ascii="Calibri" w:hAnsi="Calibri" w:eastAsia="Times New Roman" w:cs="Calibri"/>
-                <w:color w:val="000000"/>
-                <w:sz w:val="22"/>
-                <w:lang w:val="en-US"/>
-              </w:rPr>
-            </w:pPr>
-            <w:r>
-              <w:rPr>
-                <w:rFonts w:ascii="Calibri" w:hAnsi="Calibri" w:eastAsia="Times New Roman" w:cs="Calibri"/>
-                <w:color w:val="000000"/>
-                <w:sz w:val="22"/>
-                <w:lang w:val="en-US"/>
-              </w:rPr>
-              <w:t>:</w:t>
-            </w:r>
-          </w:p>
-        </w:tc>
-        <w:tc>
-          <w:tcPr>
-            <w:tcW w:w="1860" w:type="dxa"/>
-            <w:tcBorders>
-              <w:top w:val="nil"/>
-              <w:left w:val="nil"/>
-              <w:bottom w:val="nil"/>
-              <w:right w:val="nil"/>
-            </w:tcBorders>
-            <w:noWrap/>
-            <w:vAlign w:val="bottom"/>
-          </w:tcPr>
-          <w:p>
-            <w:pPr>
-              <w:spacing w:after="0" w:line="240" w:lineRule="auto"/>
-              <w:jc w:val="right"/>
-              <w:rPr>
-                <w:rFonts w:ascii="Calibri" w:hAnsi="Calibri" w:eastAsia="Times New Roman" w:cs="Calibri"/>
-                <w:color w:val="000000"/>
-                <w:sz w:val="22"/>
-                <w:lang w:val="en-US"/>
-              </w:rPr>
-            </w:pPr>
-            <w:r>
-              <w:rPr>
-                <w:rFonts w:hint="default" w:ascii="Calibri" w:hAnsi="Calibri" w:eastAsia="Times New Roman" w:cs="Calibri"/>
-                <w:color w:val="000000"/>
-                <w:sz w:val="22"/>
-                <w:lang w:val="en-US"/>
-              </w:rPr>
-              <w:t>{{InsPremUsageRatio}}</w:t>
-            </w:r>
-            <w:r>
-              <w:rPr>
-                <w:rFonts w:ascii="Calibri" w:hAnsi="Calibri" w:eastAsia="Times New Roman" w:cs="Calibri"/>
-                <w:color w:val="000000"/>
-                <w:sz w:val="22"/>
-                <w:lang w:val="en-US"/>
-              </w:rPr>
-              <w:t>%</w:t>
-            </w:r>
-          </w:p>
-        </w:tc>
-        <w:tc>
-          <w:tcPr>
-            <w:tcW w:w="1646" w:type="dxa"/>
-            <w:tcBorders>
-              <w:top w:val="nil"/>
-              <w:left w:val="nil"/>
-              <w:bottom w:val="nil"/>
-              <w:right w:val="nil"/>
-            </w:tcBorders>
-            <w:noWrap/>
-            <w:vAlign w:val="bottom"/>
-          </w:tcPr>
-          <w:p>
-            <w:pPr>
-              <w:spacing w:after="0" w:line="240" w:lineRule="auto"/>
-              <w:jc w:val="right"/>
-              <w:rPr>
-                <w:rFonts w:ascii="Calibri" w:hAnsi="Calibri" w:eastAsia="Times New Roman" w:cs="Calibri"/>
-                <w:color w:val="000000"/>
-                <w:sz w:val="22"/>
-                <w:lang w:val="en-US"/>
-              </w:rPr>
-            </w:pPr>
-          </w:p>
-        </w:tc>
-        <w:tc>
-          <w:tcPr>
-            <w:tcW w:w="2680" w:type="dxa"/>
-            <w:tcBorders>
-              <w:top w:val="nil"/>
-              <w:left w:val="nil"/>
-              <w:bottom w:val="nil"/>
-              <w:right w:val="nil"/>
-            </w:tcBorders>
-            <w:noWrap/>
-            <w:vAlign w:val="bottom"/>
-          </w:tcPr>
-          <w:p>
-            <w:pPr>
-              <w:spacing w:after="0" w:line="240" w:lineRule="auto"/>
-              <w:rPr>
-                <w:rFonts w:ascii="Calibri" w:hAnsi="Calibri" w:eastAsia="Times New Roman" w:cs="Calibri"/>
-                <w:color w:val="000000"/>
-                <w:sz w:val="22"/>
-                <w:lang w:val="en-US"/>
-              </w:rPr>
-            </w:pPr>
-            <w:r>
-              <w:rPr>
-                <w:rFonts w:ascii="Calibri" w:hAnsi="Calibri" w:eastAsia="Times New Roman" w:cs="Calibri"/>
-                <w:color w:val="000000"/>
-                <w:sz w:val="22"/>
-                <w:lang w:val="en-US"/>
-              </w:rPr>
-              <w:t xml:space="preserve">BPE Income/ (Expense) </w:t>
-            </w:r>
-          </w:p>
-        </w:tc>
-        <w:tc>
-          <w:tcPr>
-            <w:tcW w:w="320" w:type="dxa"/>
-            <w:tcBorders>
-              <w:top w:val="nil"/>
-              <w:left w:val="nil"/>
-              <w:bottom w:val="nil"/>
-              <w:right w:val="nil"/>
-            </w:tcBorders>
-            <w:noWrap/>
-            <w:vAlign w:val="bottom"/>
-          </w:tcPr>
-          <w:p>
-            <w:pPr>
-              <w:spacing w:after="0" w:line="240" w:lineRule="auto"/>
-              <w:rPr>
-                <w:rFonts w:ascii="Calibri" w:hAnsi="Calibri" w:eastAsia="Times New Roman" w:cs="Calibri"/>
-                <w:color w:val="000000"/>
-                <w:sz w:val="22"/>
-                <w:lang w:val="en-US"/>
-              </w:rPr>
-            </w:pPr>
-            <w:r>
-              <w:rPr>
-                <w:rFonts w:ascii="Calibri" w:hAnsi="Calibri" w:eastAsia="Times New Roman" w:cs="Calibri"/>
-                <w:color w:val="000000"/>
-                <w:sz w:val="22"/>
-                <w:lang w:val="en-US"/>
-              </w:rPr>
-              <w:t>:</w:t>
-            </w:r>
-          </w:p>
-        </w:tc>
-        <w:tc>
-          <w:tcPr>
-            <w:tcW w:w="2760" w:type="dxa"/>
-            <w:tcBorders>
-              <w:top w:val="nil"/>
-              <w:left w:val="nil"/>
-              <w:bottom w:val="nil"/>
-              <w:right w:val="nil"/>
-            </w:tcBorders>
-            <w:noWrap/>
-            <w:vAlign w:val="bottom"/>
-          </w:tcPr>
-          <w:p>
-            <w:pPr>
-              <w:spacing w:after="0" w:line="240" w:lineRule="auto"/>
-              <w:jc w:val="right"/>
-              <w:rPr>
-                <w:rFonts w:hint="default" w:ascii="Calibri" w:hAnsi="Calibri" w:eastAsia="Times New Roman" w:cs="Calibri"/>
-                <w:color w:val="000000"/>
-                <w:sz w:val="22"/>
-                <w:lang w:val="en-US"/>
-              </w:rPr>
-            </w:pPr>
-            <w:r>
-              <w:rPr>
-                <w:rFonts w:hint="default" w:ascii="Calibri" w:hAnsi="Calibri" w:eastAsia="Times New Roman" w:cs="Calibri"/>
-                <w:color w:val="000000"/>
-                <w:sz w:val="22"/>
-                <w:lang w:val="en-US"/>
-              </w:rPr>
-              <w:t>{{BPEIncomeExpense}}</w:t>
+              <w:t>{{NonIntEffAmount}}</w:t>
             </w:r>
           </w:p>
         </w:tc>
@@ -4777,898 +5763,11 @@
     </w:tbl>
     <w:p>
       <w:pPr>
-        <w:rPr>
-          <w:b/>
-          <w:bCs/>
-        </w:rPr>
+        <w:tabs>
+          <w:tab w:val="left" w:pos="2443"/>
+        </w:tabs>
       </w:pPr>
-      <w:r>
-        <w:rPr>
-          <w:b/>
-          <w:bCs/>
-        </w:rPr>
-        <w:t xml:space="preserve">Fee </w:t>
-      </w:r>
     </w:p>
-    <w:tbl>
-      <w:tblPr>
-        <w:tblStyle w:val="12"/>
-        <w:tblW w:w="14459" w:type="dxa"/>
-        <w:tblInd w:w="-5" w:type="dxa"/>
-        <w:tblBorders>
-          <w:top w:val="single" w:color="auto" w:sz="4" w:space="0"/>
-          <w:left w:val="single" w:color="auto" w:sz="4" w:space="0"/>
-          <w:bottom w:val="single" w:color="auto" w:sz="4" w:space="0"/>
-          <w:right w:val="single" w:color="auto" w:sz="4" w:space="0"/>
-          <w:insideH w:val="single" w:color="auto" w:sz="4" w:space="0"/>
-          <w:insideV w:val="single" w:color="auto" w:sz="4" w:space="0"/>
-        </w:tblBorders>
-        <w:tblLayout w:type="autofit"/>
-        <w:tblCellMar>
-          <w:top w:w="0" w:type="dxa"/>
-          <w:left w:w="108" w:type="dxa"/>
-          <w:bottom w:w="0" w:type="dxa"/>
-          <w:right w:w="108" w:type="dxa"/>
-        </w:tblCellMar>
-      </w:tblPr>
-      <w:tblGrid>
-        <w:gridCol w:w="1358"/>
-        <w:gridCol w:w="2480"/>
-        <w:gridCol w:w="340"/>
-        <w:gridCol w:w="610"/>
-        <w:gridCol w:w="1250"/>
-        <w:gridCol w:w="1731"/>
-        <w:gridCol w:w="1696"/>
-        <w:gridCol w:w="998"/>
-        <w:gridCol w:w="320"/>
-        <w:gridCol w:w="2760"/>
-        <w:gridCol w:w="1309"/>
-      </w:tblGrid>
-      <w:tr>
-        <w:tblPrEx>
-          <w:tblBorders>
-            <w:top w:val="single" w:color="auto" w:sz="4" w:space="0"/>
-            <w:left w:val="single" w:color="auto" w:sz="4" w:space="0"/>
-            <w:bottom w:val="single" w:color="auto" w:sz="4" w:space="0"/>
-            <w:right w:val="single" w:color="auto" w:sz="4" w:space="0"/>
-            <w:insideH w:val="single" w:color="auto" w:sz="4" w:space="0"/>
-            <w:insideV w:val="single" w:color="auto" w:sz="4" w:space="0"/>
-          </w:tblBorders>
-          <w:tblCellMar>
-            <w:top w:w="0" w:type="dxa"/>
-            <w:left w:w="108" w:type="dxa"/>
-            <w:bottom w:w="0" w:type="dxa"/>
-            <w:right w:w="108" w:type="dxa"/>
-          </w:tblCellMar>
-        </w:tblPrEx>
-        <w:trPr>
-          <w:trHeight w:val="288" w:hRule="atLeast"/>
-        </w:trPr>
-        <w:tc>
-          <w:tcPr>
-            <w:tcW w:w="960" w:type="dxa"/>
-            <w:shd w:val="clear" w:color="auto" w:fill="DBE5F1" w:themeFill="accent1" w:themeFillTint="33"/>
-            <w:noWrap/>
-            <w:vAlign w:val="bottom"/>
-          </w:tcPr>
-          <w:p>
-            <w:pPr>
-              <w:spacing w:after="0" w:line="240" w:lineRule="auto"/>
-              <w:jc w:val="center"/>
-              <w:rPr>
-                <w:rFonts w:ascii="Calibri" w:hAnsi="Calibri" w:eastAsia="Times New Roman" w:cs="Calibri"/>
-                <w:color w:val="000000"/>
-                <w:sz w:val="22"/>
-                <w:lang w:val="en-US"/>
-              </w:rPr>
-            </w:pPr>
-            <w:r>
-              <w:rPr>
-                <w:rFonts w:ascii="Calibri" w:hAnsi="Calibri" w:eastAsia="Times New Roman" w:cs="Calibri"/>
-                <w:color w:val="000000"/>
-                <w:sz w:val="22"/>
-                <w:lang w:val="en-US"/>
-              </w:rPr>
-              <w:t>No</w:t>
-            </w:r>
-          </w:p>
-        </w:tc>
-        <w:tc>
-          <w:tcPr>
-            <w:tcW w:w="3430" w:type="dxa"/>
-            <w:gridSpan w:val="3"/>
-            <w:shd w:val="clear" w:color="auto" w:fill="DBE5F1" w:themeFill="accent1" w:themeFillTint="33"/>
-            <w:noWrap/>
-            <w:vAlign w:val="bottom"/>
-          </w:tcPr>
-          <w:p>
-            <w:pPr>
-              <w:spacing w:after="0" w:line="240" w:lineRule="auto"/>
-              <w:jc w:val="center"/>
-              <w:rPr>
-                <w:rFonts w:ascii="Calibri" w:hAnsi="Calibri" w:eastAsia="Times New Roman" w:cs="Calibri"/>
-                <w:color w:val="000000"/>
-                <w:sz w:val="22"/>
-                <w:lang w:val="en-US"/>
-              </w:rPr>
-            </w:pPr>
-            <w:r>
-              <w:rPr>
-                <w:rFonts w:ascii="Calibri" w:hAnsi="Calibri" w:eastAsia="Times New Roman" w:cs="Calibri"/>
-                <w:color w:val="000000"/>
-                <w:sz w:val="22"/>
-                <w:lang w:val="en-US"/>
-              </w:rPr>
-              <w:t>Fee</w:t>
-            </w:r>
-          </w:p>
-        </w:tc>
-        <w:tc>
-          <w:tcPr>
-            <w:tcW w:w="4677" w:type="dxa"/>
-            <w:gridSpan w:val="3"/>
-            <w:shd w:val="clear" w:color="auto" w:fill="DBE5F1" w:themeFill="accent1" w:themeFillTint="33"/>
-            <w:noWrap/>
-            <w:vAlign w:val="bottom"/>
-          </w:tcPr>
-          <w:p>
-            <w:pPr>
-              <w:spacing w:after="0" w:line="240" w:lineRule="auto"/>
-              <w:jc w:val="center"/>
-              <w:rPr>
-                <w:rFonts w:ascii="Calibri" w:hAnsi="Calibri" w:eastAsia="Times New Roman" w:cs="Calibri"/>
-                <w:color w:val="000000"/>
-                <w:sz w:val="22"/>
-                <w:lang w:val="en-US"/>
-              </w:rPr>
-            </w:pPr>
-            <w:r>
-              <w:rPr>
-                <w:rFonts w:ascii="Calibri" w:hAnsi="Calibri" w:eastAsia="Times New Roman" w:cs="Calibri"/>
-                <w:color w:val="000000"/>
-                <w:sz w:val="22"/>
-                <w:lang w:val="en-US"/>
-              </w:rPr>
-              <w:t>Fee Rate</w:t>
-            </w:r>
-          </w:p>
-        </w:tc>
-        <w:tc>
-          <w:tcPr>
-            <w:tcW w:w="5387" w:type="dxa"/>
-            <w:gridSpan w:val="4"/>
-            <w:shd w:val="clear" w:color="auto" w:fill="DBE5F1" w:themeFill="accent1" w:themeFillTint="33"/>
-            <w:noWrap/>
-            <w:vAlign w:val="bottom"/>
-          </w:tcPr>
-          <w:p>
-            <w:pPr>
-              <w:spacing w:after="0" w:line="240" w:lineRule="auto"/>
-              <w:jc w:val="center"/>
-              <w:rPr>
-                <w:rFonts w:ascii="Calibri" w:hAnsi="Calibri" w:eastAsia="Times New Roman" w:cs="Calibri"/>
-                <w:color w:val="000000"/>
-                <w:sz w:val="22"/>
-                <w:lang w:val="en-US"/>
-              </w:rPr>
-            </w:pPr>
-            <w:r>
-              <w:rPr>
-                <w:rFonts w:ascii="Calibri" w:hAnsi="Calibri" w:eastAsia="Times New Roman" w:cs="Calibri"/>
-                <w:color w:val="000000"/>
-                <w:sz w:val="22"/>
-                <w:lang w:val="en-US"/>
-              </w:rPr>
-              <w:t>Fee Amount</w:t>
-            </w:r>
-          </w:p>
-        </w:tc>
-      </w:tr>
-      <w:tr>
-        <w:tblPrEx>
-          <w:tblBorders>
-            <w:top w:val="single" w:color="auto" w:sz="4" w:space="0"/>
-            <w:left w:val="single" w:color="auto" w:sz="4" w:space="0"/>
-            <w:bottom w:val="single" w:color="auto" w:sz="4" w:space="0"/>
-            <w:right w:val="single" w:color="auto" w:sz="4" w:space="0"/>
-            <w:insideH w:val="single" w:color="auto" w:sz="4" w:space="0"/>
-            <w:insideV w:val="single" w:color="auto" w:sz="4" w:space="0"/>
-          </w:tblBorders>
-          <w:tblCellMar>
-            <w:top w:w="0" w:type="dxa"/>
-            <w:left w:w="108" w:type="dxa"/>
-            <w:bottom w:w="0" w:type="dxa"/>
-            <w:right w:w="108" w:type="dxa"/>
-          </w:tblCellMar>
-        </w:tblPrEx>
-        <w:trPr>
-          <w:trHeight w:val="288" w:hRule="atLeast"/>
-        </w:trPr>
-        <w:tc>
-          <w:tcPr>
-            <w:tcW w:w="960" w:type="dxa"/>
-            <w:noWrap/>
-            <w:vAlign w:val="bottom"/>
-          </w:tcPr>
-          <w:p>
-            <w:pPr>
-              <w:spacing w:after="0" w:line="240" w:lineRule="auto"/>
-              <w:jc w:val="center"/>
-              <w:rPr>
-                <w:rFonts w:hint="default" w:ascii="Calibri" w:hAnsi="Calibri" w:eastAsia="Times New Roman" w:cs="Calibri"/>
-                <w:color w:val="000000"/>
-                <w:sz w:val="22"/>
-                <w:lang w:val="en-US"/>
-              </w:rPr>
-            </w:pPr>
-            <w:r>
-              <w:rPr>
-                <w:rFonts w:hint="default" w:ascii="Calibri" w:hAnsi="Calibri" w:eastAsia="Times New Roman" w:cs="Calibri"/>
-                <w:color w:val="000000"/>
-                <w:sz w:val="22"/>
-                <w:lang w:val="en-US"/>
-              </w:rPr>
-              <w:t>{{#t:FeeList}}</w:t>
-            </w:r>
-          </w:p>
-          <w:p>
-            <w:pPr>
-              <w:spacing w:after="0" w:line="240" w:lineRule="auto"/>
-              <w:jc w:val="center"/>
-              <w:rPr>
-                <w:rFonts w:ascii="Calibri" w:hAnsi="Calibri" w:eastAsia="Times New Roman" w:cs="Calibri"/>
-                <w:color w:val="000000"/>
-                <w:sz w:val="22"/>
-                <w:lang w:val="en-US"/>
-              </w:rPr>
-            </w:pPr>
-            <w:r>
-              <w:rPr>
-                <w:rFonts w:hint="default" w:ascii="Calibri" w:hAnsi="Calibri" w:eastAsia="Times New Roman" w:cs="Calibri"/>
-                <w:color w:val="000000"/>
-                <w:sz w:val="22"/>
-                <w:lang w:val="en-US"/>
-              </w:rPr>
-              <w:t>{{FeeNo}}</w:t>
-            </w:r>
-          </w:p>
-        </w:tc>
-        <w:tc>
-          <w:tcPr>
-            <w:tcW w:w="3430" w:type="dxa"/>
-            <w:gridSpan w:val="3"/>
-            <w:noWrap/>
-            <w:vAlign w:val="bottom"/>
-          </w:tcPr>
-          <w:p>
-            <w:pPr>
-              <w:spacing w:after="0" w:line="240" w:lineRule="auto"/>
-              <w:rPr>
-                <w:rFonts w:ascii="Calibri" w:hAnsi="Calibri" w:eastAsia="Times New Roman" w:cs="Calibri"/>
-                <w:color w:val="000000"/>
-                <w:sz w:val="22"/>
-                <w:lang w:val="en-US"/>
-              </w:rPr>
-            </w:pPr>
-            <w:r>
-              <w:rPr>
-                <w:rFonts w:hint="default" w:ascii="Calibri" w:hAnsi="Calibri" w:eastAsia="Times New Roman" w:cs="Calibri"/>
-                <w:color w:val="000000"/>
-                <w:sz w:val="22"/>
-                <w:lang w:val="en-US"/>
-              </w:rPr>
-              <w:t>{{FeeName}}</w:t>
-            </w:r>
-            <w:r>
-              <w:rPr>
-                <w:rFonts w:ascii="Calibri" w:hAnsi="Calibri" w:eastAsia="Times New Roman" w:cs="Calibri"/>
-                <w:color w:val="000000"/>
-                <w:sz w:val="22"/>
-                <w:lang w:val="en-US"/>
-              </w:rPr>
-              <w:t xml:space="preserve"> </w:t>
-            </w:r>
-          </w:p>
-        </w:tc>
-        <w:tc>
-          <w:tcPr>
-            <w:tcW w:w="4677" w:type="dxa"/>
-            <w:gridSpan w:val="3"/>
-            <w:noWrap/>
-            <w:vAlign w:val="bottom"/>
-          </w:tcPr>
-          <w:p>
-            <w:pPr>
-              <w:spacing w:after="0" w:line="240" w:lineRule="auto"/>
-              <w:jc w:val="right"/>
-              <w:rPr>
-                <w:rFonts w:ascii="Calibri" w:hAnsi="Calibri" w:eastAsia="Times New Roman" w:cs="Calibri"/>
-                <w:color w:val="000000"/>
-                <w:sz w:val="22"/>
-                <w:lang w:val="en-US"/>
-              </w:rPr>
-            </w:pPr>
-            <w:r>
-              <w:rPr>
-                <w:rFonts w:hint="default" w:ascii="Calibri" w:hAnsi="Calibri" w:eastAsia="Times New Roman" w:cs="Calibri"/>
-                <w:color w:val="000000"/>
-                <w:sz w:val="22"/>
-                <w:lang w:val="en-US"/>
-              </w:rPr>
-              <w:t>{{FeeRate}}</w:t>
-            </w:r>
-            <w:r>
-              <w:rPr>
-                <w:rFonts w:ascii="Calibri" w:hAnsi="Calibri" w:eastAsia="Times New Roman" w:cs="Calibri"/>
-                <w:color w:val="000000"/>
-                <w:sz w:val="22"/>
-                <w:lang w:val="en-US"/>
-              </w:rPr>
-              <w:t>%</w:t>
-            </w:r>
-          </w:p>
-        </w:tc>
-        <w:tc>
-          <w:tcPr>
-            <w:tcW w:w="5387" w:type="dxa"/>
-            <w:gridSpan w:val="4"/>
-            <w:noWrap/>
-            <w:vAlign w:val="bottom"/>
-          </w:tcPr>
-          <w:p>
-            <w:pPr>
-              <w:spacing w:after="0" w:line="240" w:lineRule="auto"/>
-              <w:jc w:val="right"/>
-              <w:rPr>
-                <w:rFonts w:hint="default" w:ascii="Calibri" w:hAnsi="Calibri" w:eastAsia="Times New Roman" w:cs="Calibri"/>
-                <w:color w:val="000000"/>
-                <w:sz w:val="22"/>
-                <w:lang w:val="en-US"/>
-              </w:rPr>
-            </w:pPr>
-            <w:r>
-              <w:rPr>
-                <w:rFonts w:hint="default" w:ascii="Calibri" w:hAnsi="Calibri" w:eastAsia="Times New Roman" w:cs="Calibri"/>
-                <w:color w:val="000000"/>
-                <w:sz w:val="22"/>
-                <w:lang w:val="en-US"/>
-              </w:rPr>
-              <w:t>{{FeeAmount}}</w:t>
-            </w:r>
-          </w:p>
-        </w:tc>
-      </w:tr>
-      <w:tr>
-        <w:tblPrEx>
-          <w:tblBorders>
-            <w:top w:val="none" w:color="auto" w:sz="0" w:space="0"/>
-            <w:left w:val="none" w:color="auto" w:sz="0" w:space="0"/>
-            <w:bottom w:val="none" w:color="auto" w:sz="0" w:space="0"/>
-            <w:right w:val="none" w:color="auto" w:sz="0" w:space="0"/>
-            <w:insideH w:val="none" w:color="auto" w:sz="0" w:space="0"/>
-            <w:insideV w:val="none" w:color="auto" w:sz="0" w:space="0"/>
-          </w:tblBorders>
-          <w:tblCellMar>
-            <w:top w:w="0" w:type="dxa"/>
-            <w:left w:w="108" w:type="dxa"/>
-            <w:bottom w:w="0" w:type="dxa"/>
-            <w:right w:w="108" w:type="dxa"/>
-          </w:tblCellMar>
-        </w:tblPrEx>
-        <w:trPr>
-          <w:gridAfter w:val="1"/>
-          <w:wAfter w:w="1314" w:type="dxa"/>
-          <w:trHeight w:val="288" w:hRule="atLeast"/>
-        </w:trPr>
-        <w:tc>
-          <w:tcPr>
-            <w:tcW w:w="3440" w:type="dxa"/>
-            <w:gridSpan w:val="2"/>
-            <w:tcBorders>
-              <w:top w:val="nil"/>
-              <w:left w:val="nil"/>
-              <w:bottom w:val="nil"/>
-              <w:right w:val="nil"/>
-            </w:tcBorders>
-            <w:noWrap/>
-            <w:vAlign w:val="bottom"/>
-          </w:tcPr>
-          <w:p>
-            <w:pPr>
-              <w:spacing w:after="0" w:line="240" w:lineRule="auto"/>
-              <w:rPr>
-                <w:rFonts w:ascii="Calibri" w:hAnsi="Calibri" w:eastAsia="Times New Roman" w:cs="Calibri"/>
-                <w:color w:val="000000"/>
-                <w:sz w:val="22"/>
-                <w:lang w:val="en-US"/>
-              </w:rPr>
-            </w:pPr>
-          </w:p>
-          <w:p>
-            <w:pPr>
-              <w:spacing w:after="0" w:line="240" w:lineRule="auto"/>
-              <w:rPr>
-                <w:rFonts w:ascii="Calibri" w:hAnsi="Calibri" w:eastAsia="Times New Roman" w:cs="Calibri"/>
-                <w:color w:val="000000"/>
-                <w:sz w:val="22"/>
-                <w:lang w:val="en-US"/>
-              </w:rPr>
-            </w:pPr>
-            <w:r>
-              <w:rPr>
-                <w:rFonts w:ascii="Calibri" w:hAnsi="Calibri" w:eastAsia="Times New Roman" w:cs="Calibri"/>
-                <w:color w:val="000000"/>
-                <w:sz w:val="22"/>
-                <w:lang w:val="en-US"/>
-              </w:rPr>
-              <w:t xml:space="preserve">Non Interest </w:t>
-            </w:r>
-            <w:r>
-              <w:rPr>
-                <w:rFonts w:hint="default" w:ascii="Calibri" w:hAnsi="Calibri" w:eastAsia="Times New Roman" w:cs="Calibri"/>
-                <w:color w:val="000000"/>
-                <w:sz w:val="22"/>
-                <w:lang w:val="en-US"/>
-              </w:rPr>
-              <w:t>Income</w:t>
-            </w:r>
-            <w:r>
-              <w:rPr>
-                <w:rFonts w:ascii="Calibri" w:hAnsi="Calibri" w:eastAsia="Times New Roman" w:cs="Calibri"/>
-                <w:color w:val="000000"/>
-                <w:sz w:val="22"/>
-                <w:lang w:val="en-US"/>
-              </w:rPr>
-              <w:t xml:space="preserve"> </w:t>
-            </w:r>
-          </w:p>
-        </w:tc>
-        <w:tc>
-          <w:tcPr>
-            <w:tcW w:w="340" w:type="dxa"/>
-            <w:tcBorders>
-              <w:top w:val="nil"/>
-              <w:left w:val="nil"/>
-              <w:bottom w:val="nil"/>
-              <w:right w:val="nil"/>
-            </w:tcBorders>
-            <w:noWrap/>
-            <w:vAlign w:val="bottom"/>
-          </w:tcPr>
-          <w:p>
-            <w:pPr>
-              <w:spacing w:after="0" w:line="240" w:lineRule="auto"/>
-              <w:rPr>
-                <w:rFonts w:ascii="Calibri" w:hAnsi="Calibri" w:eastAsia="Times New Roman" w:cs="Calibri"/>
-                <w:color w:val="000000"/>
-                <w:sz w:val="22"/>
-                <w:lang w:val="en-US"/>
-              </w:rPr>
-            </w:pPr>
-            <w:r>
-              <w:rPr>
-                <w:rFonts w:ascii="Calibri" w:hAnsi="Calibri" w:eastAsia="Times New Roman" w:cs="Calibri"/>
-                <w:color w:val="000000"/>
-                <w:sz w:val="22"/>
-                <w:lang w:val="en-US"/>
-              </w:rPr>
-              <w:t>:</w:t>
-            </w:r>
-          </w:p>
-        </w:tc>
-        <w:tc>
-          <w:tcPr>
-            <w:tcW w:w="1860" w:type="dxa"/>
-            <w:gridSpan w:val="2"/>
-            <w:tcBorders>
-              <w:top w:val="nil"/>
-              <w:left w:val="nil"/>
-              <w:bottom w:val="nil"/>
-              <w:right w:val="nil"/>
-            </w:tcBorders>
-            <w:noWrap/>
-            <w:vAlign w:val="bottom"/>
-          </w:tcPr>
-          <w:p>
-            <w:pPr>
-              <w:spacing w:after="0" w:line="240" w:lineRule="auto"/>
-              <w:jc w:val="right"/>
-              <w:rPr>
-                <w:rFonts w:hint="default" w:ascii="Calibri" w:hAnsi="Calibri" w:eastAsia="Times New Roman" w:cs="Calibri"/>
-                <w:color w:val="000000"/>
-                <w:sz w:val="22"/>
-                <w:lang w:val="en-US"/>
-              </w:rPr>
-            </w:pPr>
-            <w:r>
-              <w:rPr>
-                <w:rFonts w:hint="default" w:ascii="Calibri" w:hAnsi="Calibri" w:eastAsia="Times New Roman" w:cs="Calibri"/>
-                <w:color w:val="000000"/>
-                <w:sz w:val="22"/>
-                <w:lang w:val="en-US"/>
-              </w:rPr>
-              <w:t>{{NonIntIncome}}</w:t>
-            </w:r>
-          </w:p>
-        </w:tc>
-        <w:tc>
-          <w:tcPr>
-            <w:tcW w:w="1731" w:type="dxa"/>
-            <w:tcBorders>
-              <w:top w:val="nil"/>
-              <w:left w:val="nil"/>
-              <w:bottom w:val="nil"/>
-              <w:right w:val="nil"/>
-            </w:tcBorders>
-            <w:noWrap/>
-            <w:vAlign w:val="bottom"/>
-          </w:tcPr>
-          <w:p>
-            <w:pPr>
-              <w:spacing w:after="0" w:line="240" w:lineRule="auto"/>
-              <w:rPr>
-                <w:rFonts w:ascii="Calibri" w:hAnsi="Calibri" w:eastAsia="Times New Roman" w:cs="Calibri"/>
-                <w:color w:val="000000"/>
-                <w:sz w:val="22"/>
-                <w:lang w:val="en-US"/>
-              </w:rPr>
-            </w:pPr>
-          </w:p>
-        </w:tc>
-        <w:tc>
-          <w:tcPr>
-            <w:tcW w:w="2694" w:type="dxa"/>
-            <w:gridSpan w:val="2"/>
-            <w:tcBorders>
-              <w:top w:val="nil"/>
-              <w:left w:val="nil"/>
-              <w:bottom w:val="nil"/>
-              <w:right w:val="nil"/>
-            </w:tcBorders>
-            <w:noWrap/>
-            <w:vAlign w:val="bottom"/>
-          </w:tcPr>
-          <w:p>
-            <w:pPr>
-              <w:spacing w:after="0" w:line="240" w:lineRule="auto"/>
-              <w:rPr>
-                <w:rFonts w:ascii="Calibri" w:hAnsi="Calibri" w:eastAsia="Times New Roman" w:cs="Calibri"/>
-                <w:color w:val="000000"/>
-                <w:sz w:val="22"/>
-                <w:lang w:val="en-US"/>
-              </w:rPr>
-            </w:pPr>
-            <w:r>
-              <w:rPr>
-                <w:rFonts w:ascii="Calibri" w:hAnsi="Calibri" w:eastAsia="Times New Roman" w:cs="Calibri"/>
-                <w:color w:val="000000"/>
-                <w:sz w:val="22"/>
-                <w:lang w:val="en-US"/>
-              </w:rPr>
-              <w:t xml:space="preserve">Non Interest Expense </w:t>
-            </w:r>
-          </w:p>
-        </w:tc>
-        <w:tc>
-          <w:tcPr>
-            <w:tcW w:w="320" w:type="dxa"/>
-            <w:tcBorders>
-              <w:top w:val="nil"/>
-              <w:left w:val="nil"/>
-              <w:bottom w:val="nil"/>
-              <w:right w:val="nil"/>
-            </w:tcBorders>
-            <w:noWrap/>
-            <w:vAlign w:val="bottom"/>
-          </w:tcPr>
-          <w:p>
-            <w:pPr>
-              <w:spacing w:after="0" w:line="240" w:lineRule="auto"/>
-              <w:rPr>
-                <w:rFonts w:ascii="Calibri" w:hAnsi="Calibri" w:eastAsia="Times New Roman" w:cs="Calibri"/>
-                <w:color w:val="000000"/>
-                <w:sz w:val="22"/>
-                <w:lang w:val="en-US"/>
-              </w:rPr>
-            </w:pPr>
-            <w:r>
-              <w:rPr>
-                <w:rFonts w:ascii="Calibri" w:hAnsi="Calibri" w:eastAsia="Times New Roman" w:cs="Calibri"/>
-                <w:color w:val="000000"/>
-                <w:sz w:val="22"/>
-                <w:lang w:val="en-US"/>
-              </w:rPr>
-              <w:t>:</w:t>
-            </w:r>
-          </w:p>
-        </w:tc>
-        <w:tc>
-          <w:tcPr>
-            <w:tcW w:w="2760" w:type="dxa"/>
-            <w:tcBorders>
-              <w:top w:val="nil"/>
-              <w:left w:val="nil"/>
-              <w:bottom w:val="nil"/>
-              <w:right w:val="nil"/>
-            </w:tcBorders>
-            <w:noWrap/>
-            <w:vAlign w:val="bottom"/>
-          </w:tcPr>
-          <w:p>
-            <w:pPr>
-              <w:spacing w:after="0" w:line="240" w:lineRule="auto"/>
-              <w:jc w:val="right"/>
-              <w:rPr>
-                <w:rFonts w:hint="default" w:ascii="Calibri" w:hAnsi="Calibri" w:eastAsia="Times New Roman" w:cs="Calibri"/>
-                <w:color w:val="000000"/>
-                <w:sz w:val="22"/>
-                <w:lang w:val="en-US"/>
-              </w:rPr>
-            </w:pPr>
-            <w:r>
-              <w:rPr>
-                <w:rFonts w:hint="default" w:ascii="Calibri" w:hAnsi="Calibri" w:eastAsia="Times New Roman" w:cs="Calibri"/>
-                <w:color w:val="000000"/>
-                <w:sz w:val="22"/>
-                <w:lang w:val="en-US"/>
-              </w:rPr>
-              <w:t>{{NonIntExp}}</w:t>
-            </w:r>
-          </w:p>
-        </w:tc>
-      </w:tr>
-      <w:tr>
-        <w:tblPrEx>
-          <w:tblBorders>
-            <w:top w:val="none" w:color="auto" w:sz="0" w:space="0"/>
-            <w:left w:val="none" w:color="auto" w:sz="0" w:space="0"/>
-            <w:bottom w:val="none" w:color="auto" w:sz="0" w:space="0"/>
-            <w:right w:val="none" w:color="auto" w:sz="0" w:space="0"/>
-            <w:insideH w:val="none" w:color="auto" w:sz="0" w:space="0"/>
-            <w:insideV w:val="none" w:color="auto" w:sz="0" w:space="0"/>
-          </w:tblBorders>
-          <w:tblCellMar>
-            <w:top w:w="0" w:type="dxa"/>
-            <w:left w:w="108" w:type="dxa"/>
-            <w:bottom w:w="0" w:type="dxa"/>
-            <w:right w:w="108" w:type="dxa"/>
-          </w:tblCellMar>
-        </w:tblPrEx>
-        <w:trPr>
-          <w:gridAfter w:val="1"/>
-          <w:wAfter w:w="1314" w:type="dxa"/>
-          <w:trHeight w:val="288" w:hRule="atLeast"/>
-        </w:trPr>
-        <w:tc>
-          <w:tcPr>
-            <w:tcW w:w="3440" w:type="dxa"/>
-            <w:gridSpan w:val="2"/>
-            <w:tcBorders>
-              <w:top w:val="nil"/>
-              <w:left w:val="nil"/>
-              <w:bottom w:val="nil"/>
-              <w:right w:val="nil"/>
-            </w:tcBorders>
-            <w:noWrap/>
-            <w:vAlign w:val="bottom"/>
-          </w:tcPr>
-          <w:p>
-            <w:pPr>
-              <w:spacing w:after="0" w:line="240" w:lineRule="auto"/>
-              <w:rPr>
-                <w:rFonts w:ascii="Calibri" w:hAnsi="Calibri" w:eastAsia="Times New Roman" w:cs="Calibri"/>
-                <w:color w:val="000000"/>
-                <w:sz w:val="22"/>
-                <w:lang w:val="en-US"/>
-              </w:rPr>
-            </w:pPr>
-            <w:r>
-              <w:rPr>
-                <w:rFonts w:ascii="Calibri" w:hAnsi="Calibri" w:eastAsia="Times New Roman" w:cs="Calibri"/>
-                <w:color w:val="000000"/>
-                <w:sz w:val="22"/>
-                <w:lang w:val="en-US"/>
-              </w:rPr>
-              <w:t xml:space="preserve">Non Interest Effect Rate </w:t>
-            </w:r>
-          </w:p>
-        </w:tc>
-        <w:tc>
-          <w:tcPr>
-            <w:tcW w:w="340" w:type="dxa"/>
-            <w:tcBorders>
-              <w:top w:val="nil"/>
-              <w:left w:val="nil"/>
-              <w:bottom w:val="nil"/>
-              <w:right w:val="nil"/>
-            </w:tcBorders>
-            <w:noWrap/>
-            <w:vAlign w:val="bottom"/>
-          </w:tcPr>
-          <w:p>
-            <w:pPr>
-              <w:spacing w:after="0" w:line="240" w:lineRule="auto"/>
-              <w:rPr>
-                <w:rFonts w:ascii="Calibri" w:hAnsi="Calibri" w:eastAsia="Times New Roman" w:cs="Calibri"/>
-                <w:color w:val="000000"/>
-                <w:sz w:val="22"/>
-                <w:lang w:val="en-US"/>
-              </w:rPr>
-            </w:pPr>
-            <w:r>
-              <w:rPr>
-                <w:rFonts w:ascii="Calibri" w:hAnsi="Calibri" w:eastAsia="Times New Roman" w:cs="Calibri"/>
-                <w:color w:val="000000"/>
-                <w:sz w:val="22"/>
-                <w:lang w:val="en-US"/>
-              </w:rPr>
-              <w:t>:</w:t>
-            </w:r>
-          </w:p>
-        </w:tc>
-        <w:tc>
-          <w:tcPr>
-            <w:tcW w:w="1860" w:type="dxa"/>
-            <w:gridSpan w:val="2"/>
-            <w:tcBorders>
-              <w:top w:val="nil"/>
-              <w:left w:val="nil"/>
-              <w:bottom w:val="nil"/>
-              <w:right w:val="nil"/>
-            </w:tcBorders>
-            <w:noWrap/>
-            <w:vAlign w:val="bottom"/>
-          </w:tcPr>
-          <w:p>
-            <w:pPr>
-              <w:spacing w:after="0" w:line="240" w:lineRule="auto"/>
-              <w:jc w:val="right"/>
-              <w:rPr>
-                <w:rFonts w:hint="default" w:ascii="Calibri" w:hAnsi="Calibri" w:eastAsia="Times New Roman" w:cs="Calibri"/>
-                <w:color w:val="000000"/>
-                <w:sz w:val="22"/>
-                <w:lang w:val="en-US"/>
-              </w:rPr>
-            </w:pPr>
-            <w:r>
-              <w:rPr>
-                <w:rFonts w:hint="default" w:ascii="Calibri" w:hAnsi="Calibri" w:eastAsia="Times New Roman" w:cs="Calibri"/>
-                <w:color w:val="000000"/>
-                <w:sz w:val="22"/>
-                <w:lang w:val="en-US"/>
-              </w:rPr>
-              <w:t>{{NonIntEffRate}}</w:t>
-            </w:r>
-          </w:p>
-        </w:tc>
-        <w:tc>
-          <w:tcPr>
-            <w:tcW w:w="1731" w:type="dxa"/>
-            <w:tcBorders>
-              <w:top w:val="nil"/>
-              <w:left w:val="nil"/>
-              <w:bottom w:val="nil"/>
-              <w:right w:val="nil"/>
-            </w:tcBorders>
-            <w:noWrap/>
-            <w:vAlign w:val="bottom"/>
-          </w:tcPr>
-          <w:p>
-            <w:pPr>
-              <w:spacing w:after="0" w:line="240" w:lineRule="auto"/>
-              <w:jc w:val="right"/>
-              <w:rPr>
-                <w:rFonts w:ascii="Calibri" w:hAnsi="Calibri" w:eastAsia="Times New Roman" w:cs="Calibri"/>
-                <w:color w:val="000000"/>
-                <w:sz w:val="22"/>
-                <w:lang w:val="en-US"/>
-              </w:rPr>
-            </w:pPr>
-          </w:p>
-        </w:tc>
-        <w:tc>
-          <w:tcPr>
-            <w:tcW w:w="2694" w:type="dxa"/>
-            <w:gridSpan w:val="2"/>
-            <w:tcBorders>
-              <w:top w:val="nil"/>
-              <w:left w:val="nil"/>
-              <w:bottom w:val="nil"/>
-              <w:right w:val="nil"/>
-            </w:tcBorders>
-            <w:noWrap/>
-            <w:vAlign w:val="bottom"/>
-          </w:tcPr>
-          <w:p>
-            <w:pPr>
-              <w:spacing w:after="0" w:line="240" w:lineRule="auto"/>
-              <w:rPr>
-                <w:rFonts w:ascii="Calibri" w:hAnsi="Calibri" w:eastAsia="Times New Roman" w:cs="Calibri"/>
-                <w:color w:val="000000"/>
-                <w:sz w:val="22"/>
-                <w:lang w:val="en-US"/>
-              </w:rPr>
-            </w:pPr>
-            <w:r>
-              <w:rPr>
-                <w:rFonts w:ascii="Calibri" w:hAnsi="Calibri" w:eastAsia="Times New Roman" w:cs="Calibri"/>
-                <w:color w:val="000000"/>
-                <w:sz w:val="22"/>
-                <w:lang w:val="en-US"/>
-              </w:rPr>
-              <w:t>Non Interest Effect Amount</w:t>
-            </w:r>
-          </w:p>
-        </w:tc>
-        <w:tc>
-          <w:tcPr>
-            <w:tcW w:w="320" w:type="dxa"/>
-            <w:tcBorders>
-              <w:top w:val="nil"/>
-              <w:left w:val="nil"/>
-              <w:bottom w:val="nil"/>
-              <w:right w:val="nil"/>
-            </w:tcBorders>
-            <w:noWrap/>
-            <w:vAlign w:val="bottom"/>
-          </w:tcPr>
-          <w:p>
-            <w:pPr>
-              <w:spacing w:after="0" w:line="240" w:lineRule="auto"/>
-              <w:rPr>
-                <w:rFonts w:ascii="Calibri" w:hAnsi="Calibri" w:eastAsia="Times New Roman" w:cs="Calibri"/>
-                <w:color w:val="000000"/>
-                <w:sz w:val="22"/>
-                <w:lang w:val="en-US"/>
-              </w:rPr>
-            </w:pPr>
-            <w:r>
-              <w:rPr>
-                <w:rFonts w:ascii="Calibri" w:hAnsi="Calibri" w:eastAsia="Times New Roman" w:cs="Calibri"/>
-                <w:color w:val="000000"/>
-                <w:sz w:val="22"/>
-                <w:lang w:val="en-US"/>
-              </w:rPr>
-              <w:t>:</w:t>
-            </w:r>
-          </w:p>
-        </w:tc>
-        <w:tc>
-          <w:tcPr>
-            <w:tcW w:w="2760" w:type="dxa"/>
-            <w:tcBorders>
-              <w:top w:val="nil"/>
-              <w:left w:val="nil"/>
-              <w:bottom w:val="nil"/>
-              <w:right w:val="nil"/>
-            </w:tcBorders>
-            <w:noWrap/>
-            <w:vAlign w:val="bottom"/>
-          </w:tcPr>
-          <w:p>
-            <w:pPr>
-              <w:spacing w:after="0" w:line="240" w:lineRule="auto"/>
-              <w:jc w:val="right"/>
-              <w:rPr>
-                <w:rFonts w:hint="default" w:ascii="Calibri" w:hAnsi="Calibri" w:eastAsia="Times New Roman" w:cs="Calibri"/>
-                <w:color w:val="000000"/>
-                <w:sz w:val="22"/>
-                <w:lang w:val="en-US"/>
-              </w:rPr>
-            </w:pPr>
-            <w:r>
-              <w:rPr>
-                <w:rFonts w:hint="default" w:ascii="Calibri" w:hAnsi="Calibri" w:eastAsia="Times New Roman" w:cs="Calibri"/>
-                <w:color w:val="000000"/>
-                <w:sz w:val="22"/>
-                <w:lang w:val="en-US"/>
-              </w:rPr>
-              <w:t>{{NonIntEffAmount}}</w:t>
-            </w:r>
-          </w:p>
-        </w:tc>
-      </w:tr>
-    </w:tbl>
     <w:p>
       <w:pPr>
         <w:tabs>
@@ -6350,6 +6449,7 @@
         </w:tc>
       </w:tr>
     </w:tbl>
+    <w:p/>
     <w:p/>
     <w:tbl>
       <w:tblPr>

--- a/ReportTemplate/AgreementTemplate.docx
+++ b/ReportTemplate/AgreementTemplate.docx
@@ -3372,7 +3372,7 @@
     <w:tbl>
       <w:tblPr>
         <w:tblStyle w:val="12"/>
-        <w:tblW w:w="9801" w:type="dxa"/>
+        <w:tblW w:w="10296" w:type="dxa"/>
         <w:tblInd w:w="0" w:type="dxa"/>
         <w:tblBorders>
           <w:top w:val="single" w:color="auto" w:sz="4" w:space="0"/>
@@ -3392,9 +3392,9 @@
       </w:tblPr>
       <w:tblGrid>
         <w:gridCol w:w="1623"/>
-        <w:gridCol w:w="1611"/>
+        <w:gridCol w:w="2268"/>
         <w:gridCol w:w="1926"/>
-        <w:gridCol w:w="1802"/>
+        <w:gridCol w:w="1928"/>
         <w:gridCol w:w="222"/>
         <w:gridCol w:w="3112"/>
       </w:tblGrid>
@@ -3416,11 +3416,11 @@
           </w:tblCellMar>
         </w:tblPrEx>
         <w:trPr>
-          <w:trHeight w:val="288" w:hRule="atLeast"/>
+          <w:trHeight w:val="289" w:hRule="atLeast"/>
         </w:trPr>
         <w:tc>
           <w:tcPr>
-            <w:tcW w:w="1475" w:type="dxa"/>
+            <w:tcW w:w="1623" w:type="dxa"/>
             <w:shd w:val="clear" w:color="auto" w:fill="DBE5F1" w:themeFill="accent1" w:themeFillTint="33"/>
             <w:noWrap/>
             <w:vAlign w:val="bottom"/>
@@ -3449,7 +3449,7 @@
         </w:tc>
         <w:tc>
           <w:tcPr>
-            <w:tcW w:w="1571" w:type="dxa"/>
+            <w:tcW w:w="2268" w:type="dxa"/>
             <w:shd w:val="clear" w:color="auto" w:fill="DBE5F1" w:themeFill="accent1" w:themeFillTint="33"/>
             <w:noWrap/>
             <w:vAlign w:val="bottom"/>
@@ -3507,7 +3507,7 @@
         </w:tc>
         <w:tc>
           <w:tcPr>
-            <w:tcW w:w="1799" w:type="dxa"/>
+            <w:tcW w:w="1928" w:type="dxa"/>
             <w:tcBorders>
               <w:right w:val="single" w:color="auto" w:sz="4" w:space="0"/>
             </w:tcBorders>
@@ -3520,7 +3520,7 @@
               <w:spacing w:after="0" w:line="240" w:lineRule="auto"/>
               <w:jc w:val="center"/>
               <w:rPr>
-                <w:rFonts w:ascii="Calibri" w:hAnsi="Calibri" w:eastAsia="Times New Roman" w:cs="Calibri"/>
+                <w:rFonts w:hint="default" w:ascii="Calibri" w:hAnsi="Calibri" w:eastAsia="Times New Roman" w:cs="Calibri"/>
                 <w:color w:val="000000"/>
                 <w:sz w:val="22"/>
                 <w:lang w:val="en-US"/>
@@ -3533,13 +3533,22 @@
                 <w:sz w:val="22"/>
                 <w:lang w:val="en-US"/>
               </w:rPr>
-              <w:t>Commission Rate</w:t>
+              <w:t xml:space="preserve">Commission </w:t>
+            </w:r>
+            <w:r>
+              <w:rPr>
+                <w:rFonts w:hint="default" w:ascii="Calibri" w:hAnsi="Calibri" w:eastAsia="Times New Roman" w:cs="Calibri"/>
+                <w:color w:val="000000"/>
+                <w:sz w:val="22"/>
+                <w:lang w:val="en-US"/>
+              </w:rPr>
+              <w:t>Amount</w:t>
             </w:r>
           </w:p>
         </w:tc>
         <w:tc>
           <w:tcPr>
-            <w:tcW w:w="221" w:type="dxa"/>
+            <w:tcW w:w="222" w:type="dxa"/>
             <w:tcBorders>
               <w:top w:val="nil"/>
               <w:left w:val="single" w:color="auto" w:sz="4" w:space="0"/>
@@ -3562,7 +3571,7 @@
         </w:tc>
         <w:tc>
           <w:tcPr>
-            <w:tcW w:w="2809" w:type="dxa"/>
+            <w:tcW w:w="3112" w:type="dxa"/>
             <w:tcBorders>
               <w:left w:val="single" w:color="auto" w:sz="4" w:space="0"/>
               <w:bottom w:val="single" w:color="auto" w:sz="4" w:space="0"/>
@@ -3610,7 +3619,7 @@
         </w:trPr>
         <w:tc>
           <w:tcPr>
-            <w:tcW w:w="1475" w:type="dxa"/>
+            <w:tcW w:w="1623" w:type="dxa"/>
             <w:noWrap/>
             <w:vAlign w:val="bottom"/>
           </w:tcPr>
@@ -3668,7 +3677,7 @@
         </w:tc>
         <w:tc>
           <w:tcPr>
-            <w:tcW w:w="1571" w:type="dxa"/>
+            <w:tcW w:w="2268" w:type="dxa"/>
             <w:noWrap/>
             <w:vAlign w:val="bottom"/>
           </w:tcPr>
@@ -3723,7 +3732,7 @@
         </w:tc>
         <w:tc>
           <w:tcPr>
-            <w:tcW w:w="1799" w:type="dxa"/>
+            <w:tcW w:w="1928" w:type="dxa"/>
             <w:tcBorders>
               <w:right w:val="single" w:color="auto" w:sz="4" w:space="0"/>
             </w:tcBorders>
@@ -3754,7 +3763,7 @@
         </w:tc>
         <w:tc>
           <w:tcPr>
-            <w:tcW w:w="221" w:type="dxa"/>
+            <w:tcW w:w="222" w:type="dxa"/>
             <w:tcBorders>
               <w:top w:val="nil"/>
               <w:left w:val="single" w:color="auto" w:sz="4" w:space="0"/>
@@ -3777,7 +3786,7 @@
         </w:tc>
         <w:tc>
           <w:tcPr>
-            <w:tcW w:w="2809" w:type="dxa"/>
+            <w:tcW w:w="3112" w:type="dxa"/>
             <w:tcBorders>
               <w:left w:val="single" w:color="auto" w:sz="4" w:space="0"/>
             </w:tcBorders>
@@ -3877,6 +3886,14 @@
         <w:gridCol w:w="2760"/>
       </w:tblGrid>
       <w:tr>
+        <w:tblPrEx>
+          <w:tblCellMar>
+            <w:top w:w="0" w:type="dxa"/>
+            <w:left w:w="108" w:type="dxa"/>
+            <w:bottom w:w="0" w:type="dxa"/>
+            <w:right w:w="108" w:type="dxa"/>
+          </w:tblCellMar>
+        </w:tblPrEx>
         <w:trPr>
           <w:trHeight w:val="288" w:hRule="atLeast"/>
         </w:trPr>
@@ -4696,8 +4713,6 @@
         </w:rPr>
         <w:tab/>
       </w:r>
-      <w:bookmarkStart w:id="0" w:name="_GoBack"/>
-      <w:bookmarkEnd w:id="0"/>
       <w:r>
         <w:rPr>
           <w:rFonts w:hint="default"/>
@@ -5071,15 +5086,6 @@
                 <w:lang w:val="en-US"/>
               </w:rPr>
               <w:t>{{FeeRate}}</w:t>
-            </w:r>
-            <w:r>
-              <w:rPr>
-                <w:rFonts w:ascii="Calibri" w:hAnsi="Calibri" w:eastAsia="Times New Roman" w:cs="Calibri"/>
-                <w:color w:val="000000"/>
-                <w:sz w:val="22"/>
-                <w:lang w:val="en-US"/>
-              </w:rPr>
-              <w:t>%</w:t>
             </w:r>
           </w:p>
         </w:tc>
@@ -6021,7 +6027,18 @@
                 <w:sz w:val="22"/>
                 <w:lang w:val="en-US"/>
               </w:rPr>
-              <w:t xml:space="preserve"> 3,84% </w:t>
+              <w:t xml:space="preserve"> {{IncentiveRatio</w:t>
+            </w:r>
+            <w:bookmarkStart w:id="0" w:name="_GoBack"/>
+            <w:bookmarkEnd w:id="0"/>
+            <w:r>
+              <w:rPr>
+                <w:rFonts w:hint="default" w:ascii="Calibri" w:hAnsi="Calibri" w:eastAsia="Times New Roman" w:cs="Calibri"/>
+                <w:color w:val="000000"/>
+                <w:sz w:val="22"/>
+                <w:lang w:val="en-US"/>
+              </w:rPr>
+              <w:t xml:space="preserve">}}% </w:t>
             </w:r>
             <w:r>
               <w:rPr>
